--- a/pr-preview/pr-189/chapters/defining-terms-tracked-changes.docx
+++ b/pr-preview/pr-189/chapters/defining-terms-tracked-changes.docx
@@ -26,7 +26,7 @@
       </w:pPr>
       <w:ins w:id="2" w:author="PR Preview" w:date="2026-01-01T00:00:00Z">
         <w:r>
-          <w:t xml:space="preserve">Last modified: 2026-10-14 01:29:55 (PDT)</w:t>
+          <w:t xml:space="preserve">Last modified: 2026-10-14 01:44:13 (PDT)</w:t>
         </w:r>
       </w:ins>
     </w:p>
@@ -3116,6 +3116,695 @@
         </w:r>
       </w:ins>
     </w:p>
+    <w:bookmarkStart w:id="16" w:name="exm-one-definition-per-div"/>
+    <w:p>
+      <w:pPr>
+        <w:numPr>
+          <w:ilvl w:val="0"/>
+          <w:numId w:val="1000"/>
+        </w:numPr>
+      </w:pPr>
+      <w:ins w:id="129" w:author="PR Preview" w:date="2026-01-01T00:00:00Z">
+        <w:r>
+          <w:rPr>
+            <w:b/>
+            <w:bCs/>
+          </w:rPr>
+          <w:t xml:space="preserve">Example 5 (Splitting two related definitions)</w:t>
+        </w:r>
+      </w:ins>
+      <w:ins w:id="130" w:author="PR Preview" w:date="2026-01-01T00:00:00Z">
+        <w:r>
+          <w:t xml:space="preserve"> </w:t>
+        </w:r>
+      </w:ins>
+      <w:ins w:id="131" w:author="PR Preview" w:date="2026-01-01T00:00:00Z">
+        <w:r>
+          <w:t xml:space="preserve"> </w:t>
+        </w:r>
+      </w:ins>
+    </w:p>
+    <w:p>
+      <w:pPr>
+        <w:pStyle w:val="BlockText"/>
+        <w:numPr>
+          <w:ilvl w:val="0"/>
+          <w:numId w:val="1000"/>
+        </w:numPr>
+      </w:pPr>
+      <w:ins w:id="132" w:author="PR Preview" w:date="2026-01-01T00:00:00Z">
+        <w:r>
+          <w:t xml:space="preserve">❌</w:t>
+        </w:r>
+      </w:ins>
+      <w:ins w:id="133" w:author="PR Preview" w:date="2026-01-01T00:00:00Z">
+        <w:r>
+          <w:t xml:space="preserve"> </w:t>
+        </w:r>
+      </w:ins>
+      <w:ins w:id="134" w:author="PR Preview" w:date="2026-01-01T00:00:00Z">
+        <w:r>
+          <w:rPr>
+            <w:b/>
+            <w:bCs/>
+          </w:rPr>
+          <w:t xml:space="preserve">Definition (distributive laws).</w:t>
+        </w:r>
+      </w:ins>
+      <w:ins w:id="135" w:author="PR Preview" w:date="2026-01-01T00:00:00Z">
+        <w:r>
+          <w:t xml:space="preserve"> </w:t>
+        </w:r>
+      </w:ins>
+      <w:ins w:id="136" w:author="PR Preview" w:date="2026-01-01T00:00:00Z">
+        <w:r>
+          <w:t xml:space="preserve">Multiplication</w:t>
+        </w:r>
+      </w:ins>
+      <w:ins w:id="137" w:author="PR Preview" w:date="2026-01-01T00:00:00Z">
+        <w:r>
+          <w:t xml:space="preserve"> </w:t>
+        </w:r>
+      </w:ins>
+      <w:ins w:id="138" w:author="PR Preview" w:date="2026-01-01T00:00:00Z">
+        <w:r>
+          <w:rPr>
+            <w:i/>
+            <w:iCs/>
+          </w:rPr>
+          <w:t xml:space="preserve">distributes over addition on the left</w:t>
+        </w:r>
+      </w:ins>
+      <w:ins w:id="139" w:author="PR Preview" w:date="2026-01-01T00:00:00Z">
+        <w:r>
+          <w:t xml:space="preserve"> </w:t>
+        </w:r>
+      </w:ins>
+      <w:ins w:id="140" w:author="PR Preview" w:date="2026-01-01T00:00:00Z">
+        <w:r>
+          <w:t xml:space="preserve">if</w:t>
+        </w:r>
+      </w:ins>
+      <w:ins w:id="141" w:author="PR Preview" w:date="2026-01-01T00:00:00Z">
+        <w:r>
+          <w:t xml:space="preserve"> </w:t>
+        </w:r>
+      </w:ins>
+      <m:oMath>
+        <m:r>
+          <m:t>a</m:t>
+        </m:r>
+        <m:r>
+          <m:rPr>
+            <m:sty m:val="p"/>
+          </m:rPr>
+          <m:t>(</m:t>
+        </m:r>
+        <m:r>
+          <m:t>b</m:t>
+        </m:r>
+        <m:r>
+          <m:rPr>
+            <m:sty m:val="p"/>
+          </m:rPr>
+          <m:t>+</m:t>
+        </m:r>
+        <m:r>
+          <m:t>c</m:t>
+        </m:r>
+        <m:r>
+          <m:rPr>
+            <m:sty m:val="p"/>
+          </m:rPr>
+          <m:t>)</m:t>
+        </m:r>
+        <m:r>
+          <m:rPr>
+            <m:sty m:val="p"/>
+          </m:rPr>
+          <m:t>=</m:t>
+        </m:r>
+        <m:r>
+          <m:t>a</m:t>
+        </m:r>
+        <m:r>
+          <m:t>b</m:t>
+        </m:r>
+        <m:r>
+          <m:rPr>
+            <m:sty m:val="p"/>
+          </m:rPr>
+          <m:t>+</m:t>
+        </m:r>
+        <m:r>
+          <m:t>a</m:t>
+        </m:r>
+        <m:r>
+          <m:t>c</m:t>
+        </m:r>
+      </m:oMath>
+      <w:ins w:id="142" w:author="PR Preview" w:date="2026-01-01T00:00:00Z">
+        <w:r>
+          <w:t xml:space="preserve"> </w:t>
+        </w:r>
+      </w:ins>
+      <w:ins w:id="143" w:author="PR Preview" w:date="2026-01-01T00:00:00Z">
+        <w:r>
+          <w:t xml:space="preserve">and</w:t>
+        </w:r>
+      </w:ins>
+      <w:ins w:id="144" w:author="PR Preview" w:date="2026-01-01T00:00:00Z">
+        <w:r>
+          <w:t xml:space="preserve"> </w:t>
+        </w:r>
+      </w:ins>
+      <w:ins w:id="145" w:author="PR Preview" w:date="2026-01-01T00:00:00Z">
+        <w:r>
+          <w:rPr>
+            <w:i/>
+            <w:iCs/>
+          </w:rPr>
+          <w:t xml:space="preserve">on the right</w:t>
+        </w:r>
+      </w:ins>
+      <w:ins w:id="146" w:author="PR Preview" w:date="2026-01-01T00:00:00Z">
+        <w:r>
+          <w:t xml:space="preserve"> </w:t>
+        </w:r>
+      </w:ins>
+      <w:ins w:id="147" w:author="PR Preview" w:date="2026-01-01T00:00:00Z">
+        <w:r>
+          <w:t xml:space="preserve">if</w:t>
+        </w:r>
+      </w:ins>
+      <w:ins w:id="148" w:author="PR Preview" w:date="2026-01-01T00:00:00Z">
+        <w:r>
+          <w:t xml:space="preserve"> </w:t>
+        </w:r>
+      </w:ins>
+      <m:oMath>
+        <m:r>
+          <m:rPr>
+            <m:sty m:val="p"/>
+          </m:rPr>
+          <m:t>(</m:t>
+        </m:r>
+        <m:r>
+          <m:t>a</m:t>
+        </m:r>
+        <m:r>
+          <m:rPr>
+            <m:sty m:val="p"/>
+          </m:rPr>
+          <m:t>+</m:t>
+        </m:r>
+        <m:r>
+          <m:t>b</m:t>
+        </m:r>
+        <m:r>
+          <m:rPr>
+            <m:sty m:val="p"/>
+          </m:rPr>
+          <m:t>)</m:t>
+        </m:r>
+        <m:r>
+          <m:t>c</m:t>
+        </m:r>
+        <m:r>
+          <m:rPr>
+            <m:sty m:val="p"/>
+          </m:rPr>
+          <m:t>=</m:t>
+        </m:r>
+        <m:r>
+          <m:t>a</m:t>
+        </m:r>
+        <m:r>
+          <m:t>c</m:t>
+        </m:r>
+        <m:r>
+          <m:rPr>
+            <m:sty m:val="p"/>
+          </m:rPr>
+          <m:t>+</m:t>
+        </m:r>
+        <m:r>
+          <m:t>b</m:t>
+        </m:r>
+        <m:r>
+          <m:t>c</m:t>
+        </m:r>
+      </m:oMath>
+      <w:ins w:id="149" w:author="PR Preview" w:date="2026-01-01T00:00:00Z">
+        <w:r>
+          <w:t xml:space="preserve">.</w:t>
+        </w:r>
+      </w:ins>
+    </w:p>
+    <w:p>
+      <w:pPr>
+        <w:pStyle w:val="BlockText"/>
+        <w:numPr>
+          <w:ilvl w:val="0"/>
+          <w:numId w:val="1000"/>
+        </w:numPr>
+      </w:pPr>
+      <w:ins w:id="150" w:author="PR Preview" w:date="2026-01-01T00:00:00Z">
+        <w:r>
+          <w:t xml:space="preserve">✅</w:t>
+        </w:r>
+      </w:ins>
+      <w:ins w:id="151" w:author="PR Preview" w:date="2026-01-01T00:00:00Z">
+        <w:r>
+          <w:t xml:space="preserve"> </w:t>
+        </w:r>
+      </w:ins>
+      <w:ins w:id="152" w:author="PR Preview" w:date="2026-01-01T00:00:00Z">
+        <w:r>
+          <w:rPr>
+            <w:b/>
+            <w:bCs/>
+          </w:rPr>
+          <w:t xml:space="preserve">Definition (left distributivity).</w:t>
+        </w:r>
+      </w:ins>
+      <w:ins w:id="153" w:author="PR Preview" w:date="2026-01-01T00:00:00Z">
+        <w:r>
+          <w:t xml:space="preserve"> </w:t>
+        </w:r>
+      </w:ins>
+      <w:ins w:id="154" w:author="PR Preview" w:date="2026-01-01T00:00:00Z">
+        <w:r>
+          <w:t xml:space="preserve">Multiplication</w:t>
+        </w:r>
+      </w:ins>
+      <w:ins w:id="155" w:author="PR Preview" w:date="2026-01-01T00:00:00Z">
+        <w:r>
+          <w:t xml:space="preserve"> </w:t>
+        </w:r>
+      </w:ins>
+      <w:ins w:id="156" w:author="PR Preview" w:date="2026-01-01T00:00:00Z">
+        <w:r>
+          <w:rPr>
+            <w:i/>
+            <w:iCs/>
+          </w:rPr>
+          <w:t xml:space="preserve">distributes over addition on the left</w:t>
+        </w:r>
+      </w:ins>
+      <w:ins w:id="157" w:author="PR Preview" w:date="2026-01-01T00:00:00Z">
+        <w:r>
+          <w:t xml:space="preserve"> </w:t>
+        </w:r>
+      </w:ins>
+      <w:ins w:id="158" w:author="PR Preview" w:date="2026-01-01T00:00:00Z">
+        <w:r>
+          <w:t xml:space="preserve">if</w:t>
+        </w:r>
+      </w:ins>
+      <w:ins w:id="159" w:author="PR Preview" w:date="2026-01-01T00:00:00Z">
+        <w:r>
+          <w:t xml:space="preserve"> </w:t>
+        </w:r>
+      </w:ins>
+      <m:oMath>
+        <m:r>
+          <m:t>a</m:t>
+        </m:r>
+        <m:r>
+          <m:rPr>
+            <m:sty m:val="p"/>
+          </m:rPr>
+          <m:t>(</m:t>
+        </m:r>
+        <m:r>
+          <m:t>b</m:t>
+        </m:r>
+        <m:r>
+          <m:rPr>
+            <m:sty m:val="p"/>
+          </m:rPr>
+          <m:t>+</m:t>
+        </m:r>
+        <m:r>
+          <m:t>c</m:t>
+        </m:r>
+        <m:r>
+          <m:rPr>
+            <m:sty m:val="p"/>
+          </m:rPr>
+          <m:t>)</m:t>
+        </m:r>
+        <m:r>
+          <m:rPr>
+            <m:sty m:val="p"/>
+          </m:rPr>
+          <m:t>=</m:t>
+        </m:r>
+        <m:r>
+          <m:t>a</m:t>
+        </m:r>
+        <m:r>
+          <m:t>b</m:t>
+        </m:r>
+        <m:r>
+          <m:rPr>
+            <m:sty m:val="p"/>
+          </m:rPr>
+          <m:t>+</m:t>
+        </m:r>
+        <m:r>
+          <m:t>a</m:t>
+        </m:r>
+        <m:r>
+          <m:t>c</m:t>
+        </m:r>
+      </m:oMath>
+      <w:ins w:id="160" w:author="PR Preview" w:date="2026-01-01T00:00:00Z">
+        <w:r>
+          <w:t xml:space="preserve"> </w:t>
+        </w:r>
+      </w:ins>
+      <w:ins w:id="161" w:author="PR Preview" w:date="2026-01-01T00:00:00Z">
+        <w:r>
+          <w:t xml:space="preserve">for all</w:t>
+        </w:r>
+      </w:ins>
+      <w:ins w:id="162" w:author="PR Preview" w:date="2026-01-01T00:00:00Z">
+        <w:r>
+          <w:t xml:space="preserve"> </w:t>
+        </w:r>
+      </w:ins>
+      <m:oMath>
+        <m:r>
+          <m:t>a</m:t>
+        </m:r>
+      </m:oMath>
+      <w:ins w:id="163" w:author="PR Preview" w:date="2026-01-01T00:00:00Z">
+        <w:r>
+          <w:t xml:space="preserve">,</w:t>
+        </w:r>
+      </w:ins>
+      <w:ins w:id="164" w:author="PR Preview" w:date="2026-01-01T00:00:00Z">
+        <w:r>
+          <w:t xml:space="preserve"> </w:t>
+        </w:r>
+      </w:ins>
+      <m:oMath>
+        <m:r>
+          <m:t>b</m:t>
+        </m:r>
+      </m:oMath>
+      <w:ins w:id="165" w:author="PR Preview" w:date="2026-01-01T00:00:00Z">
+        <w:r>
+          <w:t xml:space="preserve"> </w:t>
+        </w:r>
+      </w:ins>
+      <w:ins w:id="166" w:author="PR Preview" w:date="2026-01-01T00:00:00Z">
+        <w:r>
+          <w:t xml:space="preserve">and</w:t>
+        </w:r>
+      </w:ins>
+      <w:ins w:id="167" w:author="PR Preview" w:date="2026-01-01T00:00:00Z">
+        <w:r>
+          <w:t xml:space="preserve"> </w:t>
+        </w:r>
+      </w:ins>
+      <m:oMath>
+        <m:r>
+          <m:t>c</m:t>
+        </m:r>
+      </m:oMath>
+      <w:ins w:id="168" w:author="PR Preview" w:date="2026-01-01T00:00:00Z">
+        <w:r>
+          <w:t xml:space="preserve">.</w:t>
+        </w:r>
+      </w:ins>
+    </w:p>
+    <w:p>
+      <w:pPr>
+        <w:pStyle w:val="BlockText"/>
+        <w:numPr>
+          <w:ilvl w:val="0"/>
+          <w:numId w:val="1000"/>
+        </w:numPr>
+      </w:pPr>
+      <w:ins w:id="169" w:author="PR Preview" w:date="2026-01-01T00:00:00Z">
+        <w:r>
+          <w:t xml:space="preserve">✅</w:t>
+        </w:r>
+      </w:ins>
+      <w:ins w:id="170" w:author="PR Preview" w:date="2026-01-01T00:00:00Z">
+        <w:r>
+          <w:t xml:space="preserve"> </w:t>
+        </w:r>
+      </w:ins>
+      <w:ins w:id="171" w:author="PR Preview" w:date="2026-01-01T00:00:00Z">
+        <w:r>
+          <w:rPr>
+            <w:b/>
+            <w:bCs/>
+          </w:rPr>
+          <w:t xml:space="preserve">Definition (right distributivity).</w:t>
+        </w:r>
+      </w:ins>
+      <w:ins w:id="172" w:author="PR Preview" w:date="2026-01-01T00:00:00Z">
+        <w:r>
+          <w:t xml:space="preserve"> </w:t>
+        </w:r>
+      </w:ins>
+      <w:ins w:id="173" w:author="PR Preview" w:date="2026-01-01T00:00:00Z">
+        <w:r>
+          <w:t xml:space="preserve">Multiplication</w:t>
+        </w:r>
+      </w:ins>
+      <w:ins w:id="174" w:author="PR Preview" w:date="2026-01-01T00:00:00Z">
+        <w:r>
+          <w:t xml:space="preserve"> </w:t>
+        </w:r>
+      </w:ins>
+      <w:ins w:id="175" w:author="PR Preview" w:date="2026-01-01T00:00:00Z">
+        <w:r>
+          <w:rPr>
+            <w:i/>
+            <w:iCs/>
+          </w:rPr>
+          <w:t xml:space="preserve">distributes over addition on the right</w:t>
+        </w:r>
+      </w:ins>
+      <w:ins w:id="176" w:author="PR Preview" w:date="2026-01-01T00:00:00Z">
+        <w:r>
+          <w:t xml:space="preserve"> </w:t>
+        </w:r>
+      </w:ins>
+      <w:ins w:id="177" w:author="PR Preview" w:date="2026-01-01T00:00:00Z">
+        <w:r>
+          <w:t xml:space="preserve">if</w:t>
+        </w:r>
+      </w:ins>
+      <w:ins w:id="178" w:author="PR Preview" w:date="2026-01-01T00:00:00Z">
+        <w:r>
+          <w:t xml:space="preserve"> </w:t>
+        </w:r>
+      </w:ins>
+      <m:oMath>
+        <m:r>
+          <m:rPr>
+            <m:sty m:val="p"/>
+          </m:rPr>
+          <m:t>(</m:t>
+        </m:r>
+        <m:r>
+          <m:t>a</m:t>
+        </m:r>
+        <m:r>
+          <m:rPr>
+            <m:sty m:val="p"/>
+          </m:rPr>
+          <m:t>+</m:t>
+        </m:r>
+        <m:r>
+          <m:t>b</m:t>
+        </m:r>
+        <m:r>
+          <m:rPr>
+            <m:sty m:val="p"/>
+          </m:rPr>
+          <m:t>)</m:t>
+        </m:r>
+        <m:r>
+          <m:t>c</m:t>
+        </m:r>
+        <m:r>
+          <m:rPr>
+            <m:sty m:val="p"/>
+          </m:rPr>
+          <m:t>=</m:t>
+        </m:r>
+        <m:r>
+          <m:t>a</m:t>
+        </m:r>
+        <m:r>
+          <m:t>c</m:t>
+        </m:r>
+        <m:r>
+          <m:rPr>
+            <m:sty m:val="p"/>
+          </m:rPr>
+          <m:t>+</m:t>
+        </m:r>
+        <m:r>
+          <m:t>b</m:t>
+        </m:r>
+        <m:r>
+          <m:t>c</m:t>
+        </m:r>
+      </m:oMath>
+      <w:ins w:id="179" w:author="PR Preview" w:date="2026-01-01T00:00:00Z">
+        <w:r>
+          <w:t xml:space="preserve"> </w:t>
+        </w:r>
+      </w:ins>
+      <w:ins w:id="180" w:author="PR Preview" w:date="2026-01-01T00:00:00Z">
+        <w:r>
+          <w:t xml:space="preserve">for all</w:t>
+        </w:r>
+      </w:ins>
+      <w:ins w:id="181" w:author="PR Preview" w:date="2026-01-01T00:00:00Z">
+        <w:r>
+          <w:t xml:space="preserve"> </w:t>
+        </w:r>
+      </w:ins>
+      <m:oMath>
+        <m:r>
+          <m:t>a</m:t>
+        </m:r>
+      </m:oMath>
+      <w:ins w:id="182" w:author="PR Preview" w:date="2026-01-01T00:00:00Z">
+        <w:r>
+          <w:t xml:space="preserve">,</w:t>
+        </w:r>
+      </w:ins>
+      <w:ins w:id="183" w:author="PR Preview" w:date="2026-01-01T00:00:00Z">
+        <w:r>
+          <w:t xml:space="preserve"> </w:t>
+        </w:r>
+      </w:ins>
+      <m:oMath>
+        <m:r>
+          <m:t>b</m:t>
+        </m:r>
+      </m:oMath>
+      <w:ins w:id="184" w:author="PR Preview" w:date="2026-01-01T00:00:00Z">
+        <w:r>
+          <w:t xml:space="preserve"> </w:t>
+        </w:r>
+      </w:ins>
+      <w:ins w:id="185" w:author="PR Preview" w:date="2026-01-01T00:00:00Z">
+        <w:r>
+          <w:t xml:space="preserve">and</w:t>
+        </w:r>
+      </w:ins>
+      <w:ins w:id="186" w:author="PR Preview" w:date="2026-01-01T00:00:00Z">
+        <w:r>
+          <w:t xml:space="preserve"> </w:t>
+        </w:r>
+      </w:ins>
+      <m:oMath>
+        <m:r>
+          <m:t>c</m:t>
+        </m:r>
+      </m:oMath>
+      <w:ins w:id="187" w:author="PR Preview" w:date="2026-01-01T00:00:00Z">
+        <w:r>
+          <w:t xml:space="preserve">.</w:t>
+        </w:r>
+      </w:ins>
+    </w:p>
+    <w:p>
+      <w:pPr>
+        <w:numPr>
+          <w:ilvl w:val="0"/>
+          <w:numId w:val="1000"/>
+        </w:numPr>
+      </w:pPr>
+      <w:ins w:id="188" w:author="PR Preview" w:date="2026-01-01T00:00:00Z">
+        <w:r>
+          <w:t xml:space="preserve">The first block cannot be linked to as</w:t>
+        </w:r>
+      </w:ins>
+      <w:ins w:id="189" w:author="PR Preview" w:date="2026-01-01T00:00:00Z">
+        <w:r>
+          <w:t xml:space="preserve"> </w:t>
+        </w:r>
+      </w:ins>
+      <w:ins w:id="190" w:author="PR Preview" w:date="2026-01-01T00:00:00Z">
+        <w:r>
+          <w:t xml:space="preserve">“left distributivity”</w:t>
+        </w:r>
+      </w:ins>
+      <w:ins w:id="191" w:author="PR Preview" w:date="2026-01-01T00:00:00Z">
+        <w:r>
+          <w:t xml:space="preserve"> </w:t>
+        </w:r>
+      </w:ins>
+      <w:ins w:id="192" w:author="PR Preview" w:date="2026-01-01T00:00:00Z">
+        <w:r>
+          <w:t xml:space="preserve">without also pointing at the other law,</w:t>
+        </w:r>
+      </w:ins>
+      <w:ins w:id="193" w:author="PR Preview" w:date="2026-01-01T00:00:00Z">
+        <w:r>
+          <w:t xml:space="preserve"> </w:t>
+        </w:r>
+      </w:ins>
+      <w:ins w:id="194" w:author="PR Preview" w:date="2026-01-01T00:00:00Z">
+        <w:r>
+          <w:t xml:space="preserve">and one example cannot illustrate both.</w:t>
+        </w:r>
+      </w:ins>
+      <w:ins w:id="195" w:author="PR Preview" w:date="2026-01-01T00:00:00Z">
+        <w:r>
+          <w:t xml:space="preserve"> </w:t>
+        </w:r>
+      </w:ins>
+      <w:ins w:id="196" w:author="PR Preview" w:date="2026-01-01T00:00:00Z">
+        <w:r>
+          <w:t xml:space="preserve">For numbers, right distributivity follows from left distributivity because multiplication commutes,</w:t>
+        </w:r>
+      </w:ins>
+      <w:ins w:id="197" w:author="PR Preview" w:date="2026-01-01T00:00:00Z">
+        <w:r>
+          <w:t xml:space="preserve"> </w:t>
+        </w:r>
+      </w:ins>
+      <w:ins w:id="198" w:author="PR Preview" w:date="2026-01-01T00:00:00Z">
+        <w:r>
+          <w:t xml:space="preserve">so one example checks both.</w:t>
+        </w:r>
+      </w:ins>
+      <w:ins w:id="199" w:author="PR Preview" w:date="2026-01-01T00:00:00Z">
+        <w:r>
+          <w:t xml:space="preserve"> </w:t>
+        </w:r>
+      </w:ins>
+      <w:ins w:id="200" w:author="PR Preview" w:date="2026-01-01T00:00:00Z">
+        <w:r>
+          <w:t xml:space="preserve">Matrix multiplication does not commute, so establishing one law does not establish the other,</w:t>
+        </w:r>
+      </w:ins>
+      <w:ins w:id="201" w:author="PR Preview" w:date="2026-01-01T00:00:00Z">
+        <w:r>
+          <w:t xml:space="preserve"> </w:t>
+        </w:r>
+      </w:ins>
+      <w:ins w:id="202" w:author="PR Preview" w:date="2026-01-01T00:00:00Z">
+        <w:r>
+          <w:t xml:space="preserve">and each needs its own example.</w:t>
+        </w:r>
+      </w:ins>
+    </w:p>
+    <w:bookmarkEnd w:id="16"/>
     <w:p>
       <w:pPr>
         <w:numPr>
@@ -3259,7 +3948,7 @@
       <w:r>
         <w:t xml:space="preserve"> </w:t>
       </w:r>
-      <w:hyperlink r:id="rId16">
+      <w:hyperlink r:id="rId17">
         <w:r>
           <w:rPr>
             <w:rStyle w:val="Hyperlink"/>
@@ -4118,647 +4807,6 @@
         <w:t xml:space="preserve">is one test set’s estimate of it.</w:t>
       </w:r>
     </w:p>
-    <w:bookmarkStart w:id="17" w:name="exm-one-definition-per-div"/>
-    <w:p>
-      <w:pPr>
-        <w:pStyle w:val="FirstParagraph"/>
-      </w:pPr>
-      <w:ins w:id="129" w:author="PR Preview" w:date="2026-01-01T00:00:00Z">
-        <w:r>
-          <w:rPr>
-            <w:b/>
-            <w:bCs/>
-          </w:rPr>
-          <w:t xml:space="preserve">Example 5 (Splitting two related definitions)</w:t>
-        </w:r>
-      </w:ins>
-      <w:ins w:id="130" w:author="PR Preview" w:date="2026-01-01T00:00:00Z">
-        <w:r>
-          <w:t xml:space="preserve"> </w:t>
-        </w:r>
-      </w:ins>
-      <w:ins w:id="131" w:author="PR Preview" w:date="2026-01-01T00:00:00Z">
-        <w:r>
-          <w:t xml:space="preserve"> </w:t>
-        </w:r>
-      </w:ins>
-    </w:p>
-    <w:p>
-      <w:pPr>
-        <w:pStyle w:val="BlockText"/>
-      </w:pPr>
-      <w:ins w:id="132" w:author="PR Preview" w:date="2026-01-01T00:00:00Z">
-        <w:r>
-          <w:t xml:space="preserve">❌</w:t>
-        </w:r>
-      </w:ins>
-      <w:ins w:id="133" w:author="PR Preview" w:date="2026-01-01T00:00:00Z">
-        <w:r>
-          <w:t xml:space="preserve"> </w:t>
-        </w:r>
-      </w:ins>
-      <w:ins w:id="134" w:author="PR Preview" w:date="2026-01-01T00:00:00Z">
-        <w:r>
-          <w:rPr>
-            <w:b/>
-            <w:bCs/>
-          </w:rPr>
-          <w:t xml:space="preserve">Definition (distributive laws).</w:t>
-        </w:r>
-      </w:ins>
-      <w:ins w:id="135" w:author="PR Preview" w:date="2026-01-01T00:00:00Z">
-        <w:r>
-          <w:t xml:space="preserve"> </w:t>
-        </w:r>
-      </w:ins>
-      <w:ins w:id="136" w:author="PR Preview" w:date="2026-01-01T00:00:00Z">
-        <w:r>
-          <w:t xml:space="preserve">Multiplication</w:t>
-        </w:r>
-      </w:ins>
-      <w:ins w:id="137" w:author="PR Preview" w:date="2026-01-01T00:00:00Z">
-        <w:r>
-          <w:t xml:space="preserve"> </w:t>
-        </w:r>
-      </w:ins>
-      <w:ins w:id="138" w:author="PR Preview" w:date="2026-01-01T00:00:00Z">
-        <w:r>
-          <w:rPr>
-            <w:i/>
-            <w:iCs/>
-          </w:rPr>
-          <w:t xml:space="preserve">distributes over addition on the left</w:t>
-        </w:r>
-      </w:ins>
-      <w:ins w:id="139" w:author="PR Preview" w:date="2026-01-01T00:00:00Z">
-        <w:r>
-          <w:t xml:space="preserve"> </w:t>
-        </w:r>
-      </w:ins>
-      <w:ins w:id="140" w:author="PR Preview" w:date="2026-01-01T00:00:00Z">
-        <w:r>
-          <w:t xml:space="preserve">if</w:t>
-        </w:r>
-      </w:ins>
-      <w:ins w:id="141" w:author="PR Preview" w:date="2026-01-01T00:00:00Z">
-        <w:r>
-          <w:t xml:space="preserve"> </w:t>
-        </w:r>
-      </w:ins>
-      <m:oMath>
-        <m:r>
-          <m:t>a</m:t>
-        </m:r>
-        <m:r>
-          <m:rPr>
-            <m:sty m:val="p"/>
-          </m:rPr>
-          <m:t>(</m:t>
-        </m:r>
-        <m:r>
-          <m:t>b</m:t>
-        </m:r>
-        <m:r>
-          <m:rPr>
-            <m:sty m:val="p"/>
-          </m:rPr>
-          <m:t>+</m:t>
-        </m:r>
-        <m:r>
-          <m:t>c</m:t>
-        </m:r>
-        <m:r>
-          <m:rPr>
-            <m:sty m:val="p"/>
-          </m:rPr>
-          <m:t>)</m:t>
-        </m:r>
-        <m:r>
-          <m:rPr>
-            <m:sty m:val="p"/>
-          </m:rPr>
-          <m:t>=</m:t>
-        </m:r>
-        <m:r>
-          <m:t>a</m:t>
-        </m:r>
-        <m:r>
-          <m:t>b</m:t>
-        </m:r>
-        <m:r>
-          <m:rPr>
-            <m:sty m:val="p"/>
-          </m:rPr>
-          <m:t>+</m:t>
-        </m:r>
-        <m:r>
-          <m:t>a</m:t>
-        </m:r>
-        <m:r>
-          <m:t>c</m:t>
-        </m:r>
-      </m:oMath>
-      <w:ins w:id="142" w:author="PR Preview" w:date="2026-01-01T00:00:00Z">
-        <w:r>
-          <w:t xml:space="preserve"> </w:t>
-        </w:r>
-      </w:ins>
-      <w:ins w:id="143" w:author="PR Preview" w:date="2026-01-01T00:00:00Z">
-        <w:r>
-          <w:t xml:space="preserve">and</w:t>
-        </w:r>
-      </w:ins>
-      <w:ins w:id="144" w:author="PR Preview" w:date="2026-01-01T00:00:00Z">
-        <w:r>
-          <w:t xml:space="preserve"> </w:t>
-        </w:r>
-      </w:ins>
-      <w:ins w:id="145" w:author="PR Preview" w:date="2026-01-01T00:00:00Z">
-        <w:r>
-          <w:rPr>
-            <w:i/>
-            <w:iCs/>
-          </w:rPr>
-          <w:t xml:space="preserve">on the right</w:t>
-        </w:r>
-      </w:ins>
-      <w:ins w:id="146" w:author="PR Preview" w:date="2026-01-01T00:00:00Z">
-        <w:r>
-          <w:t xml:space="preserve"> </w:t>
-        </w:r>
-      </w:ins>
-      <w:ins w:id="147" w:author="PR Preview" w:date="2026-01-01T00:00:00Z">
-        <w:r>
-          <w:t xml:space="preserve">if</w:t>
-        </w:r>
-      </w:ins>
-      <w:ins w:id="148" w:author="PR Preview" w:date="2026-01-01T00:00:00Z">
-        <w:r>
-          <w:t xml:space="preserve"> </w:t>
-        </w:r>
-      </w:ins>
-      <m:oMath>
-        <m:r>
-          <m:rPr>
-            <m:sty m:val="p"/>
-          </m:rPr>
-          <m:t>(</m:t>
-        </m:r>
-        <m:r>
-          <m:t>a</m:t>
-        </m:r>
-        <m:r>
-          <m:rPr>
-            <m:sty m:val="p"/>
-          </m:rPr>
-          <m:t>+</m:t>
-        </m:r>
-        <m:r>
-          <m:t>b</m:t>
-        </m:r>
-        <m:r>
-          <m:rPr>
-            <m:sty m:val="p"/>
-          </m:rPr>
-          <m:t>)</m:t>
-        </m:r>
-        <m:r>
-          <m:t>c</m:t>
-        </m:r>
-        <m:r>
-          <m:rPr>
-            <m:sty m:val="p"/>
-          </m:rPr>
-          <m:t>=</m:t>
-        </m:r>
-        <m:r>
-          <m:t>a</m:t>
-        </m:r>
-        <m:r>
-          <m:t>c</m:t>
-        </m:r>
-        <m:r>
-          <m:rPr>
-            <m:sty m:val="p"/>
-          </m:rPr>
-          <m:t>+</m:t>
-        </m:r>
-        <m:r>
-          <m:t>b</m:t>
-        </m:r>
-        <m:r>
-          <m:t>c</m:t>
-        </m:r>
-      </m:oMath>
-      <w:ins w:id="149" w:author="PR Preview" w:date="2026-01-01T00:00:00Z">
-        <w:r>
-          <w:t xml:space="preserve">.</w:t>
-        </w:r>
-      </w:ins>
-    </w:p>
-    <w:p>
-      <w:pPr>
-        <w:pStyle w:val="BlockText"/>
-      </w:pPr>
-      <w:ins w:id="150" w:author="PR Preview" w:date="2026-01-01T00:00:00Z">
-        <w:r>
-          <w:t xml:space="preserve">✅</w:t>
-        </w:r>
-      </w:ins>
-      <w:ins w:id="151" w:author="PR Preview" w:date="2026-01-01T00:00:00Z">
-        <w:r>
-          <w:t xml:space="preserve"> </w:t>
-        </w:r>
-      </w:ins>
-      <w:ins w:id="152" w:author="PR Preview" w:date="2026-01-01T00:00:00Z">
-        <w:r>
-          <w:rPr>
-            <w:b/>
-            <w:bCs/>
-          </w:rPr>
-          <w:t xml:space="preserve">Definition (left distributivity).</w:t>
-        </w:r>
-      </w:ins>
-      <w:ins w:id="153" w:author="PR Preview" w:date="2026-01-01T00:00:00Z">
-        <w:r>
-          <w:t xml:space="preserve"> </w:t>
-        </w:r>
-      </w:ins>
-      <w:ins w:id="154" w:author="PR Preview" w:date="2026-01-01T00:00:00Z">
-        <w:r>
-          <w:t xml:space="preserve">Multiplication</w:t>
-        </w:r>
-      </w:ins>
-      <w:ins w:id="155" w:author="PR Preview" w:date="2026-01-01T00:00:00Z">
-        <w:r>
-          <w:t xml:space="preserve"> </w:t>
-        </w:r>
-      </w:ins>
-      <w:ins w:id="156" w:author="PR Preview" w:date="2026-01-01T00:00:00Z">
-        <w:r>
-          <w:rPr>
-            <w:i/>
-            <w:iCs/>
-          </w:rPr>
-          <w:t xml:space="preserve">distributes over addition on the left</w:t>
-        </w:r>
-      </w:ins>
-      <w:ins w:id="157" w:author="PR Preview" w:date="2026-01-01T00:00:00Z">
-        <w:r>
-          <w:t xml:space="preserve"> </w:t>
-        </w:r>
-      </w:ins>
-      <w:ins w:id="158" w:author="PR Preview" w:date="2026-01-01T00:00:00Z">
-        <w:r>
-          <w:t xml:space="preserve">if</w:t>
-        </w:r>
-      </w:ins>
-      <w:ins w:id="159" w:author="PR Preview" w:date="2026-01-01T00:00:00Z">
-        <w:r>
-          <w:t xml:space="preserve"> </w:t>
-        </w:r>
-      </w:ins>
-      <m:oMath>
-        <m:r>
-          <m:t>a</m:t>
-        </m:r>
-        <m:r>
-          <m:rPr>
-            <m:sty m:val="p"/>
-          </m:rPr>
-          <m:t>(</m:t>
-        </m:r>
-        <m:r>
-          <m:t>b</m:t>
-        </m:r>
-        <m:r>
-          <m:rPr>
-            <m:sty m:val="p"/>
-          </m:rPr>
-          <m:t>+</m:t>
-        </m:r>
-        <m:r>
-          <m:t>c</m:t>
-        </m:r>
-        <m:r>
-          <m:rPr>
-            <m:sty m:val="p"/>
-          </m:rPr>
-          <m:t>)</m:t>
-        </m:r>
-        <m:r>
-          <m:rPr>
-            <m:sty m:val="p"/>
-          </m:rPr>
-          <m:t>=</m:t>
-        </m:r>
-        <m:r>
-          <m:t>a</m:t>
-        </m:r>
-        <m:r>
-          <m:t>b</m:t>
-        </m:r>
-        <m:r>
-          <m:rPr>
-            <m:sty m:val="p"/>
-          </m:rPr>
-          <m:t>+</m:t>
-        </m:r>
-        <m:r>
-          <m:t>a</m:t>
-        </m:r>
-        <m:r>
-          <m:t>c</m:t>
-        </m:r>
-      </m:oMath>
-      <w:ins w:id="160" w:author="PR Preview" w:date="2026-01-01T00:00:00Z">
-        <w:r>
-          <w:t xml:space="preserve"> </w:t>
-        </w:r>
-      </w:ins>
-      <w:ins w:id="161" w:author="PR Preview" w:date="2026-01-01T00:00:00Z">
-        <w:r>
-          <w:t xml:space="preserve">for all</w:t>
-        </w:r>
-      </w:ins>
-      <w:ins w:id="162" w:author="PR Preview" w:date="2026-01-01T00:00:00Z">
-        <w:r>
-          <w:t xml:space="preserve"> </w:t>
-        </w:r>
-      </w:ins>
-      <m:oMath>
-        <m:r>
-          <m:t>a</m:t>
-        </m:r>
-      </m:oMath>
-      <w:ins w:id="163" w:author="PR Preview" w:date="2026-01-01T00:00:00Z">
-        <w:r>
-          <w:t xml:space="preserve">,</w:t>
-        </w:r>
-      </w:ins>
-      <w:ins w:id="164" w:author="PR Preview" w:date="2026-01-01T00:00:00Z">
-        <w:r>
-          <w:t xml:space="preserve"> </w:t>
-        </w:r>
-      </w:ins>
-      <m:oMath>
-        <m:r>
-          <m:t>b</m:t>
-        </m:r>
-      </m:oMath>
-      <w:ins w:id="165" w:author="PR Preview" w:date="2026-01-01T00:00:00Z">
-        <w:r>
-          <w:t xml:space="preserve"> </w:t>
-        </w:r>
-      </w:ins>
-      <w:ins w:id="166" w:author="PR Preview" w:date="2026-01-01T00:00:00Z">
-        <w:r>
-          <w:t xml:space="preserve">and</w:t>
-        </w:r>
-      </w:ins>
-      <w:ins w:id="167" w:author="PR Preview" w:date="2026-01-01T00:00:00Z">
-        <w:r>
-          <w:t xml:space="preserve"> </w:t>
-        </w:r>
-      </w:ins>
-      <m:oMath>
-        <m:r>
-          <m:t>c</m:t>
-        </m:r>
-      </m:oMath>
-      <w:ins w:id="168" w:author="PR Preview" w:date="2026-01-01T00:00:00Z">
-        <w:r>
-          <w:t xml:space="preserve">.</w:t>
-        </w:r>
-      </w:ins>
-    </w:p>
-    <w:p>
-      <w:pPr>
-        <w:pStyle w:val="BlockText"/>
-      </w:pPr>
-      <w:ins w:id="169" w:author="PR Preview" w:date="2026-01-01T00:00:00Z">
-        <w:r>
-          <w:rPr>
-            <w:b/>
-            <w:bCs/>
-          </w:rPr>
-          <w:t xml:space="preserve">Definition (right distributivity).</w:t>
-        </w:r>
-      </w:ins>
-      <w:ins w:id="170" w:author="PR Preview" w:date="2026-01-01T00:00:00Z">
-        <w:r>
-          <w:t xml:space="preserve"> </w:t>
-        </w:r>
-      </w:ins>
-      <w:ins w:id="171" w:author="PR Preview" w:date="2026-01-01T00:00:00Z">
-        <w:r>
-          <w:t xml:space="preserve">Multiplication</w:t>
-        </w:r>
-      </w:ins>
-      <w:ins w:id="172" w:author="PR Preview" w:date="2026-01-01T00:00:00Z">
-        <w:r>
-          <w:t xml:space="preserve"> </w:t>
-        </w:r>
-      </w:ins>
-      <w:ins w:id="173" w:author="PR Preview" w:date="2026-01-01T00:00:00Z">
-        <w:r>
-          <w:rPr>
-            <w:i/>
-            <w:iCs/>
-          </w:rPr>
-          <w:t xml:space="preserve">distributes over addition on the right</w:t>
-        </w:r>
-      </w:ins>
-      <w:ins w:id="174" w:author="PR Preview" w:date="2026-01-01T00:00:00Z">
-        <w:r>
-          <w:t xml:space="preserve"> </w:t>
-        </w:r>
-      </w:ins>
-      <w:ins w:id="175" w:author="PR Preview" w:date="2026-01-01T00:00:00Z">
-        <w:r>
-          <w:t xml:space="preserve">if</w:t>
-        </w:r>
-      </w:ins>
-      <w:ins w:id="176" w:author="PR Preview" w:date="2026-01-01T00:00:00Z">
-        <w:r>
-          <w:t xml:space="preserve"> </w:t>
-        </w:r>
-      </w:ins>
-      <m:oMath>
-        <m:r>
-          <m:rPr>
-            <m:sty m:val="p"/>
-          </m:rPr>
-          <m:t>(</m:t>
-        </m:r>
-        <m:r>
-          <m:t>a</m:t>
-        </m:r>
-        <m:r>
-          <m:rPr>
-            <m:sty m:val="p"/>
-          </m:rPr>
-          <m:t>+</m:t>
-        </m:r>
-        <m:r>
-          <m:t>b</m:t>
-        </m:r>
-        <m:r>
-          <m:rPr>
-            <m:sty m:val="p"/>
-          </m:rPr>
-          <m:t>)</m:t>
-        </m:r>
-        <m:r>
-          <m:t>c</m:t>
-        </m:r>
-        <m:r>
-          <m:rPr>
-            <m:sty m:val="p"/>
-          </m:rPr>
-          <m:t>=</m:t>
-        </m:r>
-        <m:r>
-          <m:t>a</m:t>
-        </m:r>
-        <m:r>
-          <m:t>c</m:t>
-        </m:r>
-        <m:r>
-          <m:rPr>
-            <m:sty m:val="p"/>
-          </m:rPr>
-          <m:t>+</m:t>
-        </m:r>
-        <m:r>
-          <m:t>b</m:t>
-        </m:r>
-        <m:r>
-          <m:t>c</m:t>
-        </m:r>
-      </m:oMath>
-      <w:ins w:id="177" w:author="PR Preview" w:date="2026-01-01T00:00:00Z">
-        <w:r>
-          <w:t xml:space="preserve"> </w:t>
-        </w:r>
-      </w:ins>
-      <w:ins w:id="178" w:author="PR Preview" w:date="2026-01-01T00:00:00Z">
-        <w:r>
-          <w:t xml:space="preserve">for all</w:t>
-        </w:r>
-      </w:ins>
-      <w:ins w:id="179" w:author="PR Preview" w:date="2026-01-01T00:00:00Z">
-        <w:r>
-          <w:t xml:space="preserve"> </w:t>
-        </w:r>
-      </w:ins>
-      <m:oMath>
-        <m:r>
-          <m:t>a</m:t>
-        </m:r>
-      </m:oMath>
-      <w:ins w:id="180" w:author="PR Preview" w:date="2026-01-01T00:00:00Z">
-        <w:r>
-          <w:t xml:space="preserve">,</w:t>
-        </w:r>
-      </w:ins>
-      <w:ins w:id="181" w:author="PR Preview" w:date="2026-01-01T00:00:00Z">
-        <w:r>
-          <w:t xml:space="preserve"> </w:t>
-        </w:r>
-      </w:ins>
-      <m:oMath>
-        <m:r>
-          <m:t>b</m:t>
-        </m:r>
-      </m:oMath>
-      <w:ins w:id="182" w:author="PR Preview" w:date="2026-01-01T00:00:00Z">
-        <w:r>
-          <w:t xml:space="preserve"> </w:t>
-        </w:r>
-      </w:ins>
-      <w:ins w:id="183" w:author="PR Preview" w:date="2026-01-01T00:00:00Z">
-        <w:r>
-          <w:t xml:space="preserve">and</w:t>
-        </w:r>
-      </w:ins>
-      <w:ins w:id="184" w:author="PR Preview" w:date="2026-01-01T00:00:00Z">
-        <w:r>
-          <w:t xml:space="preserve"> </w:t>
-        </w:r>
-      </w:ins>
-      <m:oMath>
-        <m:r>
-          <m:t>c</m:t>
-        </m:r>
-      </m:oMath>
-      <w:ins w:id="185" w:author="PR Preview" w:date="2026-01-01T00:00:00Z">
-        <w:r>
-          <w:t xml:space="preserve">.</w:t>
-        </w:r>
-      </w:ins>
-    </w:p>
-    <w:p>
-      <w:pPr>
-        <w:pStyle w:val="FirstParagraph"/>
-      </w:pPr>
-      <w:ins w:id="186" w:author="PR Preview" w:date="2026-01-01T00:00:00Z">
-        <w:r>
-          <w:t xml:space="preserve">The first block cannot be linked to as</w:t>
-        </w:r>
-      </w:ins>
-      <w:ins w:id="187" w:author="PR Preview" w:date="2026-01-01T00:00:00Z">
-        <w:r>
-          <w:t xml:space="preserve"> </w:t>
-        </w:r>
-      </w:ins>
-      <w:ins w:id="188" w:author="PR Preview" w:date="2026-01-01T00:00:00Z">
-        <w:r>
-          <w:t xml:space="preserve">“left distributivity”</w:t>
-        </w:r>
-      </w:ins>
-      <w:ins w:id="189" w:author="PR Preview" w:date="2026-01-01T00:00:00Z">
-        <w:r>
-          <w:t xml:space="preserve"> </w:t>
-        </w:r>
-      </w:ins>
-      <w:ins w:id="190" w:author="PR Preview" w:date="2026-01-01T00:00:00Z">
-        <w:r>
-          <w:t xml:space="preserve">without also pointing at the other law,</w:t>
-        </w:r>
-      </w:ins>
-      <w:ins w:id="191" w:author="PR Preview" w:date="2026-01-01T00:00:00Z">
-        <w:r>
-          <w:t xml:space="preserve"> </w:t>
-        </w:r>
-      </w:ins>
-      <w:ins w:id="192" w:author="PR Preview" w:date="2026-01-01T00:00:00Z">
-        <w:r>
-          <w:t xml:space="preserve">and one example cannot illustrate both.</w:t>
-        </w:r>
-      </w:ins>
-      <w:ins w:id="193" w:author="PR Preview" w:date="2026-01-01T00:00:00Z">
-        <w:r>
-          <w:t xml:space="preserve"> </w:t>
-        </w:r>
-      </w:ins>
-      <w:ins w:id="194" w:author="PR Preview" w:date="2026-01-01T00:00:00Z">
-        <w:r>
-          <w:t xml:space="preserve">For numbers the two laws agree, because multiplication commutes;</w:t>
-        </w:r>
-      </w:ins>
-      <w:ins w:id="195" w:author="PR Preview" w:date="2026-01-01T00:00:00Z">
-        <w:r>
-          <w:t xml:space="preserve"> </w:t>
-        </w:r>
-      </w:ins>
-      <w:ins w:id="196" w:author="PR Preview" w:date="2026-01-01T00:00:00Z">
-        <w:r>
-          <w:t xml:space="preserve">for matrices the two forms differ, and each needs its own example.</w:t>
-        </w:r>
-      </w:ins>
-    </w:p>
-    <w:bookmarkEnd w:id="17"/>
     <w:bookmarkEnd w:id="18"/>
     <w:bookmarkStart w:id="25" w:name="examples-of-term-definitions"/>
     <w:p>
@@ -5020,7 +5068,7 @@
       <w:pPr>
         <w:pStyle w:val="FirstParagraph"/>
       </w:pPr>
-      <w:del w:id="197" w:author="PR Preview" w:date="2026-01-01T00:00:00Z">
+      <w:del w:id="203" w:author="PR Preview" w:date="2026-01-01T00:00:00Z">
         <w:r>
           <w:rPr>
             <w:b/>
@@ -5029,18 +5077,18 @@
           <w:delText xml:space="preserve">Example 5 (A confidence interval for mean height)</w:delText>
         </w:r>
       </w:del>
-      <w:del w:id="198" w:author="PR Preview" w:date="2026-01-01T00:00:00Z">
+      <w:del w:id="204" w:author="PR Preview" w:date="2026-01-01T00:00:00Z">
         <w:r>
           <w:delText xml:space="preserve"> </w:delText>
         </w:r>
       </w:del>
-      <w:del w:id="199" w:author="PR Preview" w:date="2026-01-01T00:00:00Z">
+      <w:del w:id="205" w:author="PR Preview" w:date="2026-01-01T00:00:00Z">
         <w:r>
           <w:delText xml:space="preserve">If we calculate a 95% confidence interval (</w:delText>
         </w:r>
       </w:del>
       <w:hyperlink w:anchor="def-confidence-interval">
-        <w:del w:id="200" w:author="PR Preview" w:date="2026-01-01T00:00:00Z">
+        <w:del w:id="206" w:author="PR Preview" w:date="2026-01-01T00:00:00Z">
           <w:r>
             <w:rPr>
               <w:rStyle w:val="Hyperlink"/>
@@ -5049,27 +5097,27 @@
           </w:r>
         </w:del>
       </w:hyperlink>
-      <w:del w:id="201" w:author="PR Preview" w:date="2026-01-01T00:00:00Z">
+      <w:del w:id="207" w:author="PR Preview" w:date="2026-01-01T00:00:00Z">
         <w:r>
           <w:delText xml:space="preserve">)</w:delText>
         </w:r>
       </w:del>
-      <w:del w:id="202" w:author="PR Preview" w:date="2026-01-01T00:00:00Z">
+      <w:del w:id="208" w:author="PR Preview" w:date="2026-01-01T00:00:00Z">
         <w:r>
           <w:delText xml:space="preserve"> </w:delText>
         </w:r>
       </w:del>
-      <w:del w:id="203" w:author="PR Preview" w:date="2026-01-01T00:00:00Z">
+      <w:del w:id="209" w:author="PR Preview" w:date="2026-01-01T00:00:00Z">
         <w:r>
           <w:delText xml:space="preserve">for mean height as [165 cm, 175 cm],</w:delText>
         </w:r>
       </w:del>
-      <w:del w:id="204" w:author="PR Preview" w:date="2026-01-01T00:00:00Z">
+      <w:del w:id="210" w:author="PR Preview" w:date="2026-01-01T00:00:00Z">
         <w:r>
           <w:delText xml:space="preserve"> </w:delText>
         </w:r>
       </w:del>
-      <w:del w:id="205" w:author="PR Preview" w:date="2026-01-01T00:00:00Z">
+      <w:del w:id="211" w:author="PR Preview" w:date="2026-01-01T00:00:00Z">
         <w:r>
           <w:delText xml:space="preserve">we are 95% confident that the true population mean height falls within this range.</w:delText>
         </w:r>
@@ -5079,7 +5127,7 @@
       <w:pPr>
         <w:pStyle w:val="BodyText"/>
       </w:pPr>
-      <w:del w:id="206" w:author="PR Preview" w:date="2026-01-01T00:00:00Z">
+      <w:del w:id="212" w:author="PR Preview" w:date="2026-01-01T00:00:00Z">
         <w:r>
           <w:rPr>
             <w:b/>
@@ -5088,38 +5136,38 @@
           <w:delText xml:space="preserve">Example 6 (A range that is not a confidence interval for the mean)</w:delText>
         </w:r>
       </w:del>
-      <w:del w:id="207" w:author="PR Preview" w:date="2026-01-01T00:00:00Z">
+      <w:del w:id="213" w:author="PR Preview" w:date="2026-01-01T00:00:00Z">
         <w:r>
           <w:delText xml:space="preserve"> </w:delText>
         </w:r>
       </w:del>
-      <w:del w:id="208" w:author="PR Preview" w:date="2026-01-01T00:00:00Z">
+      <w:del w:id="214" w:author="PR Preview" w:date="2026-01-01T00:00:00Z">
         <w:r>
           <w:delText xml:space="preserve">The interval from the 2.5th to the 97.5th percentile of the observed heights,</w:delText>
         </w:r>
       </w:del>
-      <w:del w:id="209" w:author="PR Preview" w:date="2026-01-01T00:00:00Z">
+      <w:del w:id="215" w:author="PR Preview" w:date="2026-01-01T00:00:00Z">
         <w:r>
           <w:delText xml:space="preserve"> </w:delText>
         </w:r>
       </w:del>
-      <w:del w:id="210" w:author="PR Preview" w:date="2026-01-01T00:00:00Z">
+      <w:del w:id="216" w:author="PR Preview" w:date="2026-01-01T00:00:00Z">
         <w:r>
           <w:delText xml:space="preserve">[150 cm, 190 cm],</w:delText>
         </w:r>
       </w:del>
-      <w:del w:id="211" w:author="PR Preview" w:date="2026-01-01T00:00:00Z">
+      <w:del w:id="217" w:author="PR Preview" w:date="2026-01-01T00:00:00Z">
         <w:r>
           <w:delText xml:space="preserve"> </w:delText>
         </w:r>
       </w:del>
-      <w:del w:id="212" w:author="PR Preview" w:date="2026-01-01T00:00:00Z">
+      <w:del w:id="218" w:author="PR Preview" w:date="2026-01-01T00:00:00Z">
         <w:r>
           <w:delText xml:space="preserve">is not a 95% confidence interval (</w:delText>
         </w:r>
       </w:del>
       <w:hyperlink w:anchor="def-confidence-interval">
-        <w:del w:id="213" w:author="PR Preview" w:date="2026-01-01T00:00:00Z">
+        <w:del w:id="219" w:author="PR Preview" w:date="2026-01-01T00:00:00Z">
           <w:r>
             <w:rPr>
               <w:rStyle w:val="Hyperlink"/>
@@ -5128,37 +5176,37 @@
           </w:r>
         </w:del>
       </w:hyperlink>
-      <w:del w:id="214" w:author="PR Preview" w:date="2026-01-01T00:00:00Z">
+      <w:del w:id="220" w:author="PR Preview" w:date="2026-01-01T00:00:00Z">
         <w:r>
           <w:delText xml:space="preserve">) for mean height.</w:delText>
         </w:r>
       </w:del>
-      <w:del w:id="215" w:author="PR Preview" w:date="2026-01-01T00:00:00Z">
+      <w:del w:id="221" w:author="PR Preview" w:date="2026-01-01T00:00:00Z">
         <w:r>
           <w:delText xml:space="preserve"> </w:delText>
         </w:r>
       </w:del>
-      <w:del w:id="216" w:author="PR Preview" w:date="2026-01-01T00:00:00Z">
+      <w:del w:id="222" w:author="PR Preview" w:date="2026-01-01T00:00:00Z">
         <w:r>
           <w:delText xml:space="preserve">The percentile interval describes where individual heights fall,</w:delText>
         </w:r>
       </w:del>
-      <w:del w:id="217" w:author="PR Preview" w:date="2026-01-01T00:00:00Z">
+      <w:del w:id="223" w:author="PR Preview" w:date="2026-01-01T00:00:00Z">
         <w:r>
           <w:delText xml:space="preserve"> </w:delText>
         </w:r>
       </w:del>
-      <w:del w:id="218" w:author="PR Preview" w:date="2026-01-01T00:00:00Z">
+      <w:del w:id="224" w:author="PR Preview" w:date="2026-01-01T00:00:00Z">
         <w:r>
           <w:delText xml:space="preserve">not where the population mean is likely to be,</w:delText>
         </w:r>
       </w:del>
-      <w:del w:id="219" w:author="PR Preview" w:date="2026-01-01T00:00:00Z">
+      <w:del w:id="225" w:author="PR Preview" w:date="2026-01-01T00:00:00Z">
         <w:r>
           <w:delText xml:space="preserve"> </w:delText>
         </w:r>
       </w:del>
-      <w:del w:id="220" w:author="PR Preview" w:date="2026-01-01T00:00:00Z">
+      <w:del w:id="226" w:author="PR Preview" w:date="2026-01-01T00:00:00Z">
         <w:r>
           <w:delText xml:space="preserve">and it does not shrink as the sample grows.</w:delText>
         </w:r>
@@ -5168,7 +5216,7 @@
       <w:pPr>
         <w:pStyle w:val="FirstParagraph"/>
       </w:pPr>
-      <w:ins w:id="221" w:author="PR Preview" w:date="2026-01-01T00:00:00Z">
+      <w:ins w:id="227" w:author="PR Preview" w:date="2026-01-01T00:00:00Z">
         <w:r>
           <w:rPr>
             <w:b/>
@@ -5177,18 +5225,18 @@
           <w:t xml:space="preserve">Example 6 (A confidence interval for mean height)</w:t>
         </w:r>
       </w:ins>
-      <w:ins w:id="222" w:author="PR Preview" w:date="2026-01-01T00:00:00Z">
+      <w:ins w:id="228" w:author="PR Preview" w:date="2026-01-01T00:00:00Z">
         <w:r>
           <w:t xml:space="preserve"> </w:t>
         </w:r>
       </w:ins>
-      <w:ins w:id="223" w:author="PR Preview" w:date="2026-01-01T00:00:00Z">
+      <w:ins w:id="229" w:author="PR Preview" w:date="2026-01-01T00:00:00Z">
         <w:r>
           <w:t xml:space="preserve">If we calculate a 95% confidence interval (</w:t>
         </w:r>
       </w:ins>
       <w:hyperlink w:anchor="def-confidence-interval">
-        <w:ins w:id="224" w:author="PR Preview" w:date="2026-01-01T00:00:00Z">
+        <w:ins w:id="230" w:author="PR Preview" w:date="2026-01-01T00:00:00Z">
           <w:r>
             <w:rPr>
               <w:rStyle w:val="Hyperlink"/>
@@ -5197,27 +5245,27 @@
           </w:r>
         </w:ins>
       </w:hyperlink>
-      <w:ins w:id="225" w:author="PR Preview" w:date="2026-01-01T00:00:00Z">
+      <w:ins w:id="231" w:author="PR Preview" w:date="2026-01-01T00:00:00Z">
         <w:r>
           <w:t xml:space="preserve">)</w:t>
         </w:r>
       </w:ins>
-      <w:ins w:id="226" w:author="PR Preview" w:date="2026-01-01T00:00:00Z">
+      <w:ins w:id="232" w:author="PR Preview" w:date="2026-01-01T00:00:00Z">
         <w:r>
           <w:t xml:space="preserve"> </w:t>
         </w:r>
       </w:ins>
-      <w:ins w:id="227" w:author="PR Preview" w:date="2026-01-01T00:00:00Z">
+      <w:ins w:id="233" w:author="PR Preview" w:date="2026-01-01T00:00:00Z">
         <w:r>
           <w:t xml:space="preserve">for mean height as [165 cm, 175 cm],</w:t>
         </w:r>
       </w:ins>
-      <w:ins w:id="228" w:author="PR Preview" w:date="2026-01-01T00:00:00Z">
+      <w:ins w:id="234" w:author="PR Preview" w:date="2026-01-01T00:00:00Z">
         <w:r>
           <w:t xml:space="preserve"> </w:t>
         </w:r>
       </w:ins>
-      <w:ins w:id="229" w:author="PR Preview" w:date="2026-01-01T00:00:00Z">
+      <w:ins w:id="235" w:author="PR Preview" w:date="2026-01-01T00:00:00Z">
         <w:r>
           <w:t xml:space="preserve">we are 95% confident that the true population mean height falls within this range.</w:t>
         </w:r>
@@ -5229,7 +5277,7 @@
       <w:pPr>
         <w:pStyle w:val="BodyText"/>
       </w:pPr>
-      <w:ins w:id="230" w:author="PR Preview" w:date="2026-01-01T00:00:00Z">
+      <w:ins w:id="236" w:author="PR Preview" w:date="2026-01-01T00:00:00Z">
         <w:r>
           <w:rPr>
             <w:b/>
@@ -5238,38 +5286,38 @@
           <w:t xml:space="preserve">Example 7 (A range that is not a confidence interval for the mean)</w:t>
         </w:r>
       </w:ins>
-      <w:ins w:id="231" w:author="PR Preview" w:date="2026-01-01T00:00:00Z">
+      <w:ins w:id="237" w:author="PR Preview" w:date="2026-01-01T00:00:00Z">
         <w:r>
           <w:t xml:space="preserve"> </w:t>
         </w:r>
       </w:ins>
-      <w:ins w:id="232" w:author="PR Preview" w:date="2026-01-01T00:00:00Z">
+      <w:ins w:id="238" w:author="PR Preview" w:date="2026-01-01T00:00:00Z">
         <w:r>
           <w:t xml:space="preserve">The interval from the 2.5th to the 97.5th percentile of the observed heights,</w:t>
         </w:r>
       </w:ins>
-      <w:ins w:id="233" w:author="PR Preview" w:date="2026-01-01T00:00:00Z">
+      <w:ins w:id="239" w:author="PR Preview" w:date="2026-01-01T00:00:00Z">
         <w:r>
           <w:t xml:space="preserve"> </w:t>
         </w:r>
       </w:ins>
-      <w:ins w:id="234" w:author="PR Preview" w:date="2026-01-01T00:00:00Z">
+      <w:ins w:id="240" w:author="PR Preview" w:date="2026-01-01T00:00:00Z">
         <w:r>
           <w:t xml:space="preserve">[150 cm, 190 cm],</w:t>
         </w:r>
       </w:ins>
-      <w:ins w:id="235" w:author="PR Preview" w:date="2026-01-01T00:00:00Z">
+      <w:ins w:id="241" w:author="PR Preview" w:date="2026-01-01T00:00:00Z">
         <w:r>
           <w:t xml:space="preserve"> </w:t>
         </w:r>
       </w:ins>
-      <w:ins w:id="236" w:author="PR Preview" w:date="2026-01-01T00:00:00Z">
+      <w:ins w:id="242" w:author="PR Preview" w:date="2026-01-01T00:00:00Z">
         <w:r>
           <w:t xml:space="preserve">is not a 95% confidence interval (</w:t>
         </w:r>
       </w:ins>
       <w:hyperlink w:anchor="def-confidence-interval">
-        <w:ins w:id="237" w:author="PR Preview" w:date="2026-01-01T00:00:00Z">
+        <w:ins w:id="243" w:author="PR Preview" w:date="2026-01-01T00:00:00Z">
           <w:r>
             <w:rPr>
               <w:rStyle w:val="Hyperlink"/>
@@ -5278,37 +5326,37 @@
           </w:r>
         </w:ins>
       </w:hyperlink>
-      <w:ins w:id="238" w:author="PR Preview" w:date="2026-01-01T00:00:00Z">
+      <w:ins w:id="244" w:author="PR Preview" w:date="2026-01-01T00:00:00Z">
         <w:r>
           <w:t xml:space="preserve">) for mean height.</w:t>
         </w:r>
       </w:ins>
-      <w:ins w:id="239" w:author="PR Preview" w:date="2026-01-01T00:00:00Z">
+      <w:ins w:id="245" w:author="PR Preview" w:date="2026-01-01T00:00:00Z">
         <w:r>
           <w:t xml:space="preserve"> </w:t>
         </w:r>
       </w:ins>
-      <w:ins w:id="240" w:author="PR Preview" w:date="2026-01-01T00:00:00Z">
+      <w:ins w:id="246" w:author="PR Preview" w:date="2026-01-01T00:00:00Z">
         <w:r>
           <w:t xml:space="preserve">The percentile interval describes where individual heights fall,</w:t>
         </w:r>
       </w:ins>
-      <w:ins w:id="241" w:author="PR Preview" w:date="2026-01-01T00:00:00Z">
+      <w:ins w:id="247" w:author="PR Preview" w:date="2026-01-01T00:00:00Z">
         <w:r>
           <w:t xml:space="preserve"> </w:t>
         </w:r>
       </w:ins>
-      <w:ins w:id="242" w:author="PR Preview" w:date="2026-01-01T00:00:00Z">
+      <w:ins w:id="248" w:author="PR Preview" w:date="2026-01-01T00:00:00Z">
         <w:r>
           <w:t xml:space="preserve">not where the population mean is likely to be,</w:t>
         </w:r>
       </w:ins>
-      <w:ins w:id="243" w:author="PR Preview" w:date="2026-01-01T00:00:00Z">
+      <w:ins w:id="249" w:author="PR Preview" w:date="2026-01-01T00:00:00Z">
         <w:r>
           <w:t xml:space="preserve"> </w:t>
         </w:r>
       </w:ins>
-      <w:ins w:id="244" w:author="PR Preview" w:date="2026-01-01T00:00:00Z">
+      <w:ins w:id="250" w:author="PR Preview" w:date="2026-01-01T00:00:00Z">
         <w:r>
           <w:t xml:space="preserve">and it does not shrink as the sample grows.</w:t>
         </w:r>
@@ -5350,7 +5398,7 @@
       <w:pPr>
         <w:pStyle w:val="BodyText"/>
       </w:pPr>
-      <w:del w:id="245" w:author="PR Preview" w:date="2026-01-01T00:00:00Z">
+      <w:del w:id="251" w:author="PR Preview" w:date="2026-01-01T00:00:00Z">
         <w:r>
           <w:rPr>
             <w:b/>
@@ -5359,28 +5407,28 @@
           <w:delText xml:space="preserve">Example 7 (A sentence in active voice)</w:delText>
         </w:r>
       </w:del>
-      <w:del w:id="246" w:author="PR Preview" w:date="2026-01-01T00:00:00Z">
+      <w:del w:id="252" w:author="PR Preview" w:date="2026-01-01T00:00:00Z">
         <w:r>
           <w:delText xml:space="preserve"> </w:delText>
         </w:r>
       </w:del>
-      <w:del w:id="247" w:author="PR Preview" w:date="2026-01-01T00:00:00Z">
+      <w:del w:id="253" w:author="PR Preview" w:date="2026-01-01T00:00:00Z">
         <w:r>
           <w:delText xml:space="preserve">“The researcher conducted the experiment”</w:delText>
         </w:r>
       </w:del>
-      <w:del w:id="248" w:author="PR Preview" w:date="2026-01-01T00:00:00Z">
+      <w:del w:id="254" w:author="PR Preview" w:date="2026-01-01T00:00:00Z">
         <w:r>
           <w:delText xml:space="preserve"> </w:delText>
         </w:r>
       </w:del>
-      <w:del w:id="249" w:author="PR Preview" w:date="2026-01-01T00:00:00Z">
+      <w:del w:id="255" w:author="PR Preview" w:date="2026-01-01T00:00:00Z">
         <w:r>
           <w:delText xml:space="preserve">is in active voice (</w:delText>
         </w:r>
       </w:del>
       <w:hyperlink w:anchor="def-active-voice">
-        <w:del w:id="250" w:author="PR Preview" w:date="2026-01-01T00:00:00Z">
+        <w:del w:id="256" w:author="PR Preview" w:date="2026-01-01T00:00:00Z">
           <w:r>
             <w:rPr>
               <w:rStyle w:val="Hyperlink"/>
@@ -5389,47 +5437,47 @@
           </w:r>
         </w:del>
       </w:hyperlink>
-      <w:del w:id="251" w:author="PR Preview" w:date="2026-01-01T00:00:00Z">
+      <w:del w:id="257" w:author="PR Preview" w:date="2026-01-01T00:00:00Z">
         <w:r>
           <w:delText xml:space="preserve">):</w:delText>
         </w:r>
       </w:del>
-      <w:del w:id="252" w:author="PR Preview" w:date="2026-01-01T00:00:00Z">
+      <w:del w:id="258" w:author="PR Preview" w:date="2026-01-01T00:00:00Z">
         <w:r>
           <w:delText xml:space="preserve"> </w:delText>
         </w:r>
       </w:del>
-      <w:del w:id="253" w:author="PR Preview" w:date="2026-01-01T00:00:00Z">
+      <w:del w:id="259" w:author="PR Preview" w:date="2026-01-01T00:00:00Z">
         <w:r>
           <w:delText xml:space="preserve">the subject,</w:delText>
         </w:r>
       </w:del>
-      <w:del w:id="254" w:author="PR Preview" w:date="2026-01-01T00:00:00Z">
+      <w:del w:id="260" w:author="PR Preview" w:date="2026-01-01T00:00:00Z">
         <w:r>
           <w:delText xml:space="preserve"> </w:delText>
         </w:r>
       </w:del>
-      <w:del w:id="255" w:author="PR Preview" w:date="2026-01-01T00:00:00Z">
+      <w:del w:id="261" w:author="PR Preview" w:date="2026-01-01T00:00:00Z">
         <w:r>
           <w:delText xml:space="preserve">“the researcher”</w:delText>
         </w:r>
       </w:del>
-      <w:del w:id="256" w:author="PR Preview" w:date="2026-01-01T00:00:00Z">
+      <w:del w:id="262" w:author="PR Preview" w:date="2026-01-01T00:00:00Z">
         <w:r>
           <w:delText xml:space="preserve">, performs the action,</w:delText>
         </w:r>
       </w:del>
-      <w:del w:id="257" w:author="PR Preview" w:date="2026-01-01T00:00:00Z">
+      <w:del w:id="263" w:author="PR Preview" w:date="2026-01-01T00:00:00Z">
         <w:r>
           <w:delText xml:space="preserve"> </w:delText>
         </w:r>
       </w:del>
-      <w:del w:id="258" w:author="PR Preview" w:date="2026-01-01T00:00:00Z">
+      <w:del w:id="264" w:author="PR Preview" w:date="2026-01-01T00:00:00Z">
         <w:r>
           <w:delText xml:space="preserve">“conducted”</w:delText>
         </w:r>
       </w:del>
-      <w:del w:id="259" w:author="PR Preview" w:date="2026-01-01T00:00:00Z">
+      <w:del w:id="265" w:author="PR Preview" w:date="2026-01-01T00:00:00Z">
         <w:r>
           <w:delText xml:space="preserve">.</w:delText>
         </w:r>
@@ -5439,7 +5487,7 @@
       <w:pPr>
         <w:pStyle w:val="BodyText"/>
       </w:pPr>
-      <w:del w:id="260" w:author="PR Preview" w:date="2026-01-01T00:00:00Z">
+      <w:del w:id="266" w:author="PR Preview" w:date="2026-01-01T00:00:00Z">
         <w:r>
           <w:rPr>
             <w:b/>
@@ -5448,38 +5496,38 @@
           <w:delText xml:space="preserve">Example 8 (A sentence that is not in active voice)</w:delText>
         </w:r>
       </w:del>
-      <w:del w:id="261" w:author="PR Preview" w:date="2026-01-01T00:00:00Z">
+      <w:del w:id="267" w:author="PR Preview" w:date="2026-01-01T00:00:00Z">
         <w:r>
           <w:delText xml:space="preserve"> </w:delText>
         </w:r>
       </w:del>
-      <w:del w:id="262" w:author="PR Preview" w:date="2026-01-01T00:00:00Z">
+      <w:del w:id="268" w:author="PR Preview" w:date="2026-01-01T00:00:00Z">
         <w:r>
           <w:delText xml:space="preserve">“The experiment was conducted by the researcher”</w:delText>
         </w:r>
       </w:del>
-      <w:del w:id="263" w:author="PR Preview" w:date="2026-01-01T00:00:00Z">
+      <w:del w:id="269" w:author="PR Preview" w:date="2026-01-01T00:00:00Z">
         <w:r>
           <w:delText xml:space="preserve"> </w:delText>
         </w:r>
       </w:del>
-      <w:del w:id="264" w:author="PR Preview" w:date="2026-01-01T00:00:00Z">
+      <w:del w:id="270" w:author="PR Preview" w:date="2026-01-01T00:00:00Z">
         <w:r>
           <w:delText xml:space="preserve">is not in active voice</w:delText>
         </w:r>
       </w:del>
-      <w:del w:id="265" w:author="PR Preview" w:date="2026-01-01T00:00:00Z">
+      <w:del w:id="271" w:author="PR Preview" w:date="2026-01-01T00:00:00Z">
         <w:r>
           <w:delText xml:space="preserve"> </w:delText>
         </w:r>
       </w:del>
-      <w:del w:id="266" w:author="PR Preview" w:date="2026-01-01T00:00:00Z">
+      <w:del w:id="272" w:author="PR Preview" w:date="2026-01-01T00:00:00Z">
         <w:r>
           <w:delText xml:space="preserve">(</w:delText>
         </w:r>
       </w:del>
       <w:hyperlink w:anchor="def-active-voice">
-        <w:del w:id="267" w:author="PR Preview" w:date="2026-01-01T00:00:00Z">
+        <w:del w:id="273" w:author="PR Preview" w:date="2026-01-01T00:00:00Z">
           <w:r>
             <w:rPr>
               <w:rStyle w:val="Hyperlink"/>
@@ -5488,42 +5536,42 @@
           </w:r>
         </w:del>
       </w:hyperlink>
-      <w:del w:id="268" w:author="PR Preview" w:date="2026-01-01T00:00:00Z">
+      <w:del w:id="274" w:author="PR Preview" w:date="2026-01-01T00:00:00Z">
         <w:r>
           <w:delText xml:space="preserve">).</w:delText>
         </w:r>
       </w:del>
-      <w:del w:id="269" w:author="PR Preview" w:date="2026-01-01T00:00:00Z">
+      <w:del w:id="275" w:author="PR Preview" w:date="2026-01-01T00:00:00Z">
         <w:r>
           <w:delText xml:space="preserve"> </w:delText>
         </w:r>
       </w:del>
-      <w:del w:id="270" w:author="PR Preview" w:date="2026-01-01T00:00:00Z">
+      <w:del w:id="276" w:author="PR Preview" w:date="2026-01-01T00:00:00Z">
         <w:r>
           <w:delText xml:space="preserve">Its subject,</w:delText>
         </w:r>
       </w:del>
-      <w:del w:id="271" w:author="PR Preview" w:date="2026-01-01T00:00:00Z">
+      <w:del w:id="277" w:author="PR Preview" w:date="2026-01-01T00:00:00Z">
         <w:r>
           <w:delText xml:space="preserve"> </w:delText>
         </w:r>
       </w:del>
-      <w:del w:id="272" w:author="PR Preview" w:date="2026-01-01T00:00:00Z">
+      <w:del w:id="278" w:author="PR Preview" w:date="2026-01-01T00:00:00Z">
         <w:r>
           <w:delText xml:space="preserve">“the experiment”</w:delText>
         </w:r>
       </w:del>
-      <w:del w:id="273" w:author="PR Preview" w:date="2026-01-01T00:00:00Z">
+      <w:del w:id="279" w:author="PR Preview" w:date="2026-01-01T00:00:00Z">
         <w:r>
           <w:delText xml:space="preserve">, receives the action instead of performing it,</w:delText>
         </w:r>
       </w:del>
-      <w:del w:id="274" w:author="PR Preview" w:date="2026-01-01T00:00:00Z">
+      <w:del w:id="280" w:author="PR Preview" w:date="2026-01-01T00:00:00Z">
         <w:r>
           <w:delText xml:space="preserve"> </w:delText>
         </w:r>
       </w:del>
-      <w:del w:id="275" w:author="PR Preview" w:date="2026-01-01T00:00:00Z">
+      <w:del w:id="281" w:author="PR Preview" w:date="2026-01-01T00:00:00Z">
         <w:r>
           <w:delText xml:space="preserve">so the sentence is in passive voice.</w:delText>
         </w:r>
@@ -5533,7 +5581,7 @@
       <w:pPr>
         <w:pStyle w:val="BodyText"/>
       </w:pPr>
-      <w:ins w:id="276" w:author="PR Preview" w:date="2026-01-01T00:00:00Z">
+      <w:ins w:id="282" w:author="PR Preview" w:date="2026-01-01T00:00:00Z">
         <w:r>
           <w:rPr>
             <w:b/>
@@ -5542,28 +5590,28 @@
           <w:t xml:space="preserve">Example 8 (A sentence in active voice)</w:t>
         </w:r>
       </w:ins>
-      <w:ins w:id="277" w:author="PR Preview" w:date="2026-01-01T00:00:00Z">
+      <w:ins w:id="283" w:author="PR Preview" w:date="2026-01-01T00:00:00Z">
         <w:r>
           <w:t xml:space="preserve"> </w:t>
         </w:r>
       </w:ins>
-      <w:ins w:id="278" w:author="PR Preview" w:date="2026-01-01T00:00:00Z">
+      <w:ins w:id="284" w:author="PR Preview" w:date="2026-01-01T00:00:00Z">
         <w:r>
           <w:t xml:space="preserve">“The researcher conducted the experiment”</w:t>
         </w:r>
       </w:ins>
-      <w:ins w:id="279" w:author="PR Preview" w:date="2026-01-01T00:00:00Z">
+      <w:ins w:id="285" w:author="PR Preview" w:date="2026-01-01T00:00:00Z">
         <w:r>
           <w:t xml:space="preserve"> </w:t>
         </w:r>
       </w:ins>
-      <w:ins w:id="280" w:author="PR Preview" w:date="2026-01-01T00:00:00Z">
+      <w:ins w:id="286" w:author="PR Preview" w:date="2026-01-01T00:00:00Z">
         <w:r>
           <w:t xml:space="preserve">is in active voice (</w:t>
         </w:r>
       </w:ins>
       <w:hyperlink w:anchor="def-active-voice">
-        <w:ins w:id="281" w:author="PR Preview" w:date="2026-01-01T00:00:00Z">
+        <w:ins w:id="287" w:author="PR Preview" w:date="2026-01-01T00:00:00Z">
           <w:r>
             <w:rPr>
               <w:rStyle w:val="Hyperlink"/>
@@ -5572,47 +5620,47 @@
           </w:r>
         </w:ins>
       </w:hyperlink>
-      <w:ins w:id="282" w:author="PR Preview" w:date="2026-01-01T00:00:00Z">
+      <w:ins w:id="288" w:author="PR Preview" w:date="2026-01-01T00:00:00Z">
         <w:r>
           <w:t xml:space="preserve">):</w:t>
         </w:r>
       </w:ins>
-      <w:ins w:id="283" w:author="PR Preview" w:date="2026-01-01T00:00:00Z">
+      <w:ins w:id="289" w:author="PR Preview" w:date="2026-01-01T00:00:00Z">
         <w:r>
           <w:t xml:space="preserve"> </w:t>
         </w:r>
       </w:ins>
-      <w:ins w:id="284" w:author="PR Preview" w:date="2026-01-01T00:00:00Z">
+      <w:ins w:id="290" w:author="PR Preview" w:date="2026-01-01T00:00:00Z">
         <w:r>
           <w:t xml:space="preserve">the subject,</w:t>
         </w:r>
       </w:ins>
-      <w:ins w:id="285" w:author="PR Preview" w:date="2026-01-01T00:00:00Z">
+      <w:ins w:id="291" w:author="PR Preview" w:date="2026-01-01T00:00:00Z">
         <w:r>
           <w:t xml:space="preserve"> </w:t>
         </w:r>
       </w:ins>
-      <w:ins w:id="286" w:author="PR Preview" w:date="2026-01-01T00:00:00Z">
+      <w:ins w:id="292" w:author="PR Preview" w:date="2026-01-01T00:00:00Z">
         <w:r>
           <w:t xml:space="preserve">“the researcher”</w:t>
         </w:r>
       </w:ins>
-      <w:ins w:id="287" w:author="PR Preview" w:date="2026-01-01T00:00:00Z">
+      <w:ins w:id="293" w:author="PR Preview" w:date="2026-01-01T00:00:00Z">
         <w:r>
           <w:t xml:space="preserve">, performs the action,</w:t>
         </w:r>
       </w:ins>
-      <w:ins w:id="288" w:author="PR Preview" w:date="2026-01-01T00:00:00Z">
+      <w:ins w:id="294" w:author="PR Preview" w:date="2026-01-01T00:00:00Z">
         <w:r>
           <w:t xml:space="preserve"> </w:t>
         </w:r>
       </w:ins>
-      <w:ins w:id="289" w:author="PR Preview" w:date="2026-01-01T00:00:00Z">
+      <w:ins w:id="295" w:author="PR Preview" w:date="2026-01-01T00:00:00Z">
         <w:r>
           <w:t xml:space="preserve">“conducted”</w:t>
         </w:r>
       </w:ins>
-      <w:ins w:id="290" w:author="PR Preview" w:date="2026-01-01T00:00:00Z">
+      <w:ins w:id="296" w:author="PR Preview" w:date="2026-01-01T00:00:00Z">
         <w:r>
           <w:t xml:space="preserve">.</w:t>
         </w:r>
@@ -5624,7 +5672,7 @@
       <w:pPr>
         <w:pStyle w:val="BodyText"/>
       </w:pPr>
-      <w:ins w:id="291" w:author="PR Preview" w:date="2026-01-01T00:00:00Z">
+      <w:ins w:id="297" w:author="PR Preview" w:date="2026-01-01T00:00:00Z">
         <w:r>
           <w:rPr>
             <w:b/>
@@ -5633,38 +5681,38 @@
           <w:t xml:space="preserve">Example 9 (A sentence that is not in active voice)</w:t>
         </w:r>
       </w:ins>
-      <w:ins w:id="292" w:author="PR Preview" w:date="2026-01-01T00:00:00Z">
+      <w:ins w:id="298" w:author="PR Preview" w:date="2026-01-01T00:00:00Z">
         <w:r>
           <w:t xml:space="preserve"> </w:t>
         </w:r>
       </w:ins>
-      <w:ins w:id="293" w:author="PR Preview" w:date="2026-01-01T00:00:00Z">
+      <w:ins w:id="299" w:author="PR Preview" w:date="2026-01-01T00:00:00Z">
         <w:r>
           <w:t xml:space="preserve">“The experiment was conducted by the researcher”</w:t>
         </w:r>
       </w:ins>
-      <w:ins w:id="294" w:author="PR Preview" w:date="2026-01-01T00:00:00Z">
+      <w:ins w:id="300" w:author="PR Preview" w:date="2026-01-01T00:00:00Z">
         <w:r>
           <w:t xml:space="preserve"> </w:t>
         </w:r>
       </w:ins>
-      <w:ins w:id="295" w:author="PR Preview" w:date="2026-01-01T00:00:00Z">
+      <w:ins w:id="301" w:author="PR Preview" w:date="2026-01-01T00:00:00Z">
         <w:r>
           <w:t xml:space="preserve">is not in active voice</w:t>
         </w:r>
       </w:ins>
-      <w:ins w:id="296" w:author="PR Preview" w:date="2026-01-01T00:00:00Z">
+      <w:ins w:id="302" w:author="PR Preview" w:date="2026-01-01T00:00:00Z">
         <w:r>
           <w:t xml:space="preserve"> </w:t>
         </w:r>
       </w:ins>
-      <w:ins w:id="297" w:author="PR Preview" w:date="2026-01-01T00:00:00Z">
+      <w:ins w:id="303" w:author="PR Preview" w:date="2026-01-01T00:00:00Z">
         <w:r>
           <w:t xml:space="preserve">(</w:t>
         </w:r>
       </w:ins>
       <w:hyperlink w:anchor="def-active-voice">
-        <w:ins w:id="298" w:author="PR Preview" w:date="2026-01-01T00:00:00Z">
+        <w:ins w:id="304" w:author="PR Preview" w:date="2026-01-01T00:00:00Z">
           <w:r>
             <w:rPr>
               <w:rStyle w:val="Hyperlink"/>
@@ -5673,42 +5721,42 @@
           </w:r>
         </w:ins>
       </w:hyperlink>
-      <w:ins w:id="299" w:author="PR Preview" w:date="2026-01-01T00:00:00Z">
+      <w:ins w:id="305" w:author="PR Preview" w:date="2026-01-01T00:00:00Z">
         <w:r>
           <w:t xml:space="preserve">).</w:t>
         </w:r>
       </w:ins>
-      <w:ins w:id="300" w:author="PR Preview" w:date="2026-01-01T00:00:00Z">
+      <w:ins w:id="306" w:author="PR Preview" w:date="2026-01-01T00:00:00Z">
         <w:r>
           <w:t xml:space="preserve"> </w:t>
         </w:r>
       </w:ins>
-      <w:ins w:id="301" w:author="PR Preview" w:date="2026-01-01T00:00:00Z">
+      <w:ins w:id="307" w:author="PR Preview" w:date="2026-01-01T00:00:00Z">
         <w:r>
           <w:t xml:space="preserve">Its subject,</w:t>
         </w:r>
       </w:ins>
-      <w:ins w:id="302" w:author="PR Preview" w:date="2026-01-01T00:00:00Z">
+      <w:ins w:id="308" w:author="PR Preview" w:date="2026-01-01T00:00:00Z">
         <w:r>
           <w:t xml:space="preserve"> </w:t>
         </w:r>
       </w:ins>
-      <w:ins w:id="303" w:author="PR Preview" w:date="2026-01-01T00:00:00Z">
+      <w:ins w:id="309" w:author="PR Preview" w:date="2026-01-01T00:00:00Z">
         <w:r>
           <w:t xml:space="preserve">“the experiment”</w:t>
         </w:r>
       </w:ins>
-      <w:ins w:id="304" w:author="PR Preview" w:date="2026-01-01T00:00:00Z">
+      <w:ins w:id="310" w:author="PR Preview" w:date="2026-01-01T00:00:00Z">
         <w:r>
           <w:t xml:space="preserve">, receives the action instead of performing it,</w:t>
         </w:r>
       </w:ins>
-      <w:ins w:id="305" w:author="PR Preview" w:date="2026-01-01T00:00:00Z">
+      <w:ins w:id="311" w:author="PR Preview" w:date="2026-01-01T00:00:00Z">
         <w:r>
           <w:t xml:space="preserve"> </w:t>
         </w:r>
       </w:ins>
-      <w:ins w:id="306" w:author="PR Preview" w:date="2026-01-01T00:00:00Z">
+      <w:ins w:id="312" w:author="PR Preview" w:date="2026-01-01T00:00:00Z">
         <w:r>
           <w:t xml:space="preserve">so the sentence is in passive voice.</w:t>
         </w:r>
@@ -5893,7 +5941,7 @@
       <w:pPr>
         <w:pStyle w:val="FirstParagraph"/>
       </w:pPr>
-      <w:del w:id="307" w:author="PR Preview" w:date="2026-01-01T00:00:00Z">
+      <w:del w:id="313" w:author="PR Preview" w:date="2026-01-01T00:00:00Z">
         <w:r>
           <w:rPr>
             <w:b/>
@@ -5902,17 +5950,17 @@
           <w:delText xml:space="preserve">Example 9 (Residual sum of squares of a straight line)</w:delText>
         </w:r>
       </w:del>
-      <w:del w:id="308" w:author="PR Preview" w:date="2026-01-01T00:00:00Z">
+      <w:del w:id="314" w:author="PR Preview" w:date="2026-01-01T00:00:00Z">
         <w:r>
           <w:delText xml:space="preserve"> </w:delText>
         </w:r>
       </w:del>
-      <w:del w:id="309" w:author="PR Preview" w:date="2026-01-01T00:00:00Z">
+      <w:del w:id="315" w:author="PR Preview" w:date="2026-01-01T00:00:00Z">
         <w:r>
           <w:delText xml:space="preserve">For a straight line with intercept</w:delText>
         </w:r>
       </w:del>
-      <w:del w:id="310" w:author="PR Preview" w:date="2026-01-01T00:00:00Z">
+      <w:del w:id="316" w:author="PR Preview" w:date="2026-01-01T00:00:00Z">
         <w:r>
           <w:delText xml:space="preserve"> </w:delText>
         </w:r>
@@ -5931,17 +5979,17 @@
           </m:sub>
         </m:sSub>
       </m:oMath>
-      <w:del w:id="311" w:author="PR Preview" w:date="2026-01-01T00:00:00Z">
+      <w:del w:id="317" w:author="PR Preview" w:date="2026-01-01T00:00:00Z">
         <w:r>
           <w:delText xml:space="preserve"> </w:delText>
         </w:r>
       </w:del>
-      <w:del w:id="312" w:author="PR Preview" w:date="2026-01-01T00:00:00Z">
+      <w:del w:id="318" w:author="PR Preview" w:date="2026-01-01T00:00:00Z">
         <w:r>
           <w:delText xml:space="preserve">and slope</w:delText>
         </w:r>
       </w:del>
-      <w:del w:id="313" w:author="PR Preview" w:date="2026-01-01T00:00:00Z">
+      <w:del w:id="319" w:author="PR Preview" w:date="2026-01-01T00:00:00Z">
         <w:r>
           <w:delText xml:space="preserve"> </w:delText>
         </w:r>
@@ -5960,22 +6008,22 @@
           </m:sub>
         </m:sSub>
       </m:oMath>
-      <w:del w:id="314" w:author="PR Preview" w:date="2026-01-01T00:00:00Z">
+      <w:del w:id="320" w:author="PR Preview" w:date="2026-01-01T00:00:00Z">
         <w:r>
           <w:delText xml:space="preserve">,</w:delText>
         </w:r>
       </w:del>
-      <w:del w:id="315" w:author="PR Preview" w:date="2026-01-01T00:00:00Z">
+      <w:del w:id="321" w:author="PR Preview" w:date="2026-01-01T00:00:00Z">
         <w:r>
           <w:delText xml:space="preserve"> </w:delText>
         </w:r>
       </w:del>
-      <w:del w:id="316" w:author="PR Preview" w:date="2026-01-01T00:00:00Z">
+      <w:del w:id="322" w:author="PR Preview" w:date="2026-01-01T00:00:00Z">
         <w:r>
           <w:delText xml:space="preserve">the fitted value of observation</w:delText>
         </w:r>
       </w:del>
-      <w:del w:id="317" w:author="PR Preview" w:date="2026-01-01T00:00:00Z">
+      <w:del w:id="323" w:author="PR Preview" w:date="2026-01-01T00:00:00Z">
         <w:r>
           <w:delText xml:space="preserve"> </w:delText>
         </w:r>
@@ -5985,17 +6033,17 @@
           <m:t>i</m:t>
         </m:r>
       </m:oMath>
-      <w:del w:id="318" w:author="PR Preview" w:date="2026-01-01T00:00:00Z">
+      <w:del w:id="324" w:author="PR Preview" w:date="2026-01-01T00:00:00Z">
         <w:r>
           <w:delText xml:space="preserve"> </w:delText>
         </w:r>
       </w:del>
-      <w:del w:id="319" w:author="PR Preview" w:date="2026-01-01T00:00:00Z">
+      <w:del w:id="325" w:author="PR Preview" w:date="2026-01-01T00:00:00Z">
         <w:r>
           <w:delText xml:space="preserve">is</w:delText>
         </w:r>
       </w:del>
-      <w:del w:id="320" w:author="PR Preview" w:date="2026-01-01T00:00:00Z">
+      <w:del w:id="326" w:author="PR Preview" w:date="2026-01-01T00:00:00Z">
         <w:r>
           <w:delText xml:space="preserve"> </w:delText>
         </w:r>
@@ -6044,23 +6092,23 @@
           </m:sub>
         </m:sSub>
       </m:oMath>
-      <w:del w:id="321" w:author="PR Preview" w:date="2026-01-01T00:00:00Z">
+      <w:del w:id="327" w:author="PR Preview" w:date="2026-01-01T00:00:00Z">
         <w:r>
           <w:delText xml:space="preserve">,</w:delText>
         </w:r>
       </w:del>
-      <w:del w:id="322" w:author="PR Preview" w:date="2026-01-01T00:00:00Z">
+      <w:del w:id="328" w:author="PR Preview" w:date="2026-01-01T00:00:00Z">
         <w:r>
           <w:delText xml:space="preserve"> </w:delText>
         </w:r>
       </w:del>
-      <w:del w:id="323" w:author="PR Preview" w:date="2026-01-01T00:00:00Z">
+      <w:del w:id="329" w:author="PR Preview" w:date="2026-01-01T00:00:00Z">
         <w:r>
           <w:delText xml:space="preserve">so the residual sum of squares (</w:delText>
         </w:r>
       </w:del>
       <w:hyperlink w:anchor="def-rss">
-        <w:del w:id="324" w:author="PR Preview" w:date="2026-01-01T00:00:00Z">
+        <w:del w:id="330" w:author="PR Preview" w:date="2026-01-01T00:00:00Z">
           <w:r>
             <w:rPr>
               <w:rStyle w:val="Hyperlink"/>
@@ -6069,7 +6117,7 @@
           </w:r>
         </w:del>
       </w:hyperlink>
-      <w:del w:id="325" w:author="PR Preview" w:date="2026-01-01T00:00:00Z">
+      <w:del w:id="331" w:author="PR Preview" w:date="2026-01-01T00:00:00Z">
         <w:r>
           <w:delText xml:space="preserve">) is a function of the two coefficients:</w:delText>
         </w:r>
@@ -6079,7 +6127,7 @@
       <w:pPr>
         <w:pStyle w:val="FirstParagraph"/>
       </w:pPr>
-      <w:ins w:id="326" w:author="PR Preview" w:date="2026-01-01T00:00:00Z">
+      <w:ins w:id="332" w:author="PR Preview" w:date="2026-01-01T00:00:00Z">
         <w:r>
           <w:rPr>
             <w:b/>
@@ -6088,17 +6136,17 @@
           <w:t xml:space="preserve">Example 10 (Residual sum of squares of a straight line)</w:t>
         </w:r>
       </w:ins>
-      <w:ins w:id="327" w:author="PR Preview" w:date="2026-01-01T00:00:00Z">
+      <w:ins w:id="333" w:author="PR Preview" w:date="2026-01-01T00:00:00Z">
         <w:r>
           <w:t xml:space="preserve"> </w:t>
         </w:r>
       </w:ins>
-      <w:ins w:id="328" w:author="PR Preview" w:date="2026-01-01T00:00:00Z">
+      <w:ins w:id="334" w:author="PR Preview" w:date="2026-01-01T00:00:00Z">
         <w:r>
           <w:t xml:space="preserve">For a straight line with intercept</w:t>
         </w:r>
       </w:ins>
-      <w:ins w:id="329" w:author="PR Preview" w:date="2026-01-01T00:00:00Z">
+      <w:ins w:id="335" w:author="PR Preview" w:date="2026-01-01T00:00:00Z">
         <w:r>
           <w:t xml:space="preserve"> </w:t>
         </w:r>
@@ -6117,17 +6165,17 @@
           </m:sub>
         </m:sSub>
       </m:oMath>
-      <w:ins w:id="330" w:author="PR Preview" w:date="2026-01-01T00:00:00Z">
+      <w:ins w:id="336" w:author="PR Preview" w:date="2026-01-01T00:00:00Z">
         <w:r>
           <w:t xml:space="preserve"> </w:t>
         </w:r>
       </w:ins>
-      <w:ins w:id="331" w:author="PR Preview" w:date="2026-01-01T00:00:00Z">
+      <w:ins w:id="337" w:author="PR Preview" w:date="2026-01-01T00:00:00Z">
         <w:r>
           <w:t xml:space="preserve">and slope</w:t>
         </w:r>
       </w:ins>
-      <w:ins w:id="332" w:author="PR Preview" w:date="2026-01-01T00:00:00Z">
+      <w:ins w:id="338" w:author="PR Preview" w:date="2026-01-01T00:00:00Z">
         <w:r>
           <w:t xml:space="preserve"> </w:t>
         </w:r>
@@ -6146,22 +6194,22 @@
           </m:sub>
         </m:sSub>
       </m:oMath>
-      <w:ins w:id="333" w:author="PR Preview" w:date="2026-01-01T00:00:00Z">
+      <w:ins w:id="339" w:author="PR Preview" w:date="2026-01-01T00:00:00Z">
         <w:r>
           <w:t xml:space="preserve">,</w:t>
         </w:r>
       </w:ins>
-      <w:ins w:id="334" w:author="PR Preview" w:date="2026-01-01T00:00:00Z">
+      <w:ins w:id="340" w:author="PR Preview" w:date="2026-01-01T00:00:00Z">
         <w:r>
           <w:t xml:space="preserve"> </w:t>
         </w:r>
       </w:ins>
-      <w:ins w:id="335" w:author="PR Preview" w:date="2026-01-01T00:00:00Z">
+      <w:ins w:id="341" w:author="PR Preview" w:date="2026-01-01T00:00:00Z">
         <w:r>
           <w:t xml:space="preserve">the fitted value of observation</w:t>
         </w:r>
       </w:ins>
-      <w:ins w:id="336" w:author="PR Preview" w:date="2026-01-01T00:00:00Z">
+      <w:ins w:id="342" w:author="PR Preview" w:date="2026-01-01T00:00:00Z">
         <w:r>
           <w:t xml:space="preserve"> </w:t>
         </w:r>
@@ -6171,17 +6219,17 @@
           <m:t>i</m:t>
         </m:r>
       </m:oMath>
-      <w:ins w:id="337" w:author="PR Preview" w:date="2026-01-01T00:00:00Z">
+      <w:ins w:id="343" w:author="PR Preview" w:date="2026-01-01T00:00:00Z">
         <w:r>
           <w:t xml:space="preserve"> </w:t>
         </w:r>
       </w:ins>
-      <w:ins w:id="338" w:author="PR Preview" w:date="2026-01-01T00:00:00Z">
+      <w:ins w:id="344" w:author="PR Preview" w:date="2026-01-01T00:00:00Z">
         <w:r>
           <w:t xml:space="preserve">is</w:t>
         </w:r>
       </w:ins>
-      <w:ins w:id="339" w:author="PR Preview" w:date="2026-01-01T00:00:00Z">
+      <w:ins w:id="345" w:author="PR Preview" w:date="2026-01-01T00:00:00Z">
         <w:r>
           <w:t xml:space="preserve"> </w:t>
         </w:r>
@@ -6230,23 +6278,23 @@
           </m:sub>
         </m:sSub>
       </m:oMath>
-      <w:ins w:id="340" w:author="PR Preview" w:date="2026-01-01T00:00:00Z">
+      <w:ins w:id="346" w:author="PR Preview" w:date="2026-01-01T00:00:00Z">
         <w:r>
           <w:t xml:space="preserve">,</w:t>
         </w:r>
       </w:ins>
-      <w:ins w:id="341" w:author="PR Preview" w:date="2026-01-01T00:00:00Z">
+      <w:ins w:id="347" w:author="PR Preview" w:date="2026-01-01T00:00:00Z">
         <w:r>
           <w:t xml:space="preserve"> </w:t>
         </w:r>
       </w:ins>
-      <w:ins w:id="342" w:author="PR Preview" w:date="2026-01-01T00:00:00Z">
+      <w:ins w:id="348" w:author="PR Preview" w:date="2026-01-01T00:00:00Z">
         <w:r>
           <w:t xml:space="preserve">so the residual sum of squares (</w:t>
         </w:r>
       </w:ins>
       <w:hyperlink w:anchor="def-rss">
-        <w:ins w:id="343" w:author="PR Preview" w:date="2026-01-01T00:00:00Z">
+        <w:ins w:id="349" w:author="PR Preview" w:date="2026-01-01T00:00:00Z">
           <w:r>
             <w:rPr>
               <w:rStyle w:val="Hyperlink"/>
@@ -6255,7 +6303,7 @@
           </w:r>
         </w:ins>
       </w:hyperlink>
-      <w:ins w:id="344" w:author="PR Preview" w:date="2026-01-01T00:00:00Z">
+      <w:ins w:id="350" w:author="PR Preview" w:date="2026-01-01T00:00:00Z">
         <w:r>
           <w:t xml:space="preserve">) is a function of the two coefficients:</w:t>
         </w:r>
@@ -6450,7 +6498,7 @@
       <w:pPr>
         <w:pStyle w:val="FirstParagraph"/>
       </w:pPr>
-      <w:del w:id="345" w:author="PR Preview" w:date="2026-01-01T00:00:00Z">
+      <w:del w:id="351" w:author="PR Preview" w:date="2026-01-01T00:00:00Z">
         <w:r>
           <w:rPr>
             <w:b/>
@@ -6459,17 +6507,17 @@
           <w:delText xml:space="preserve">Example 10 (Residual sum of squares of a line through three points)</w:delText>
         </w:r>
       </w:del>
-      <w:del w:id="346" w:author="PR Preview" w:date="2026-01-01T00:00:00Z">
+      <w:del w:id="352" w:author="PR Preview" w:date="2026-01-01T00:00:00Z">
         <w:r>
           <w:delText xml:space="preserve"> </w:delText>
         </w:r>
       </w:del>
-      <w:del w:id="347" w:author="PR Preview" w:date="2026-01-01T00:00:00Z">
+      <w:del w:id="353" w:author="PR Preview" w:date="2026-01-01T00:00:00Z">
         <w:r>
           <w:delText xml:space="preserve">For the points</w:delText>
         </w:r>
       </w:del>
-      <w:del w:id="348" w:author="PR Preview" w:date="2026-01-01T00:00:00Z">
+      <w:del w:id="354" w:author="PR Preview" w:date="2026-01-01T00:00:00Z">
         <w:r>
           <w:delText xml:space="preserve"> </w:delText>
         </w:r>
@@ -6500,12 +6548,12 @@
           <m:t>)</m:t>
         </m:r>
       </m:oMath>
-      <w:del w:id="349" w:author="PR Preview" w:date="2026-01-01T00:00:00Z">
+      <w:del w:id="355" w:author="PR Preview" w:date="2026-01-01T00:00:00Z">
         <w:r>
           <w:delText xml:space="preserve">,</w:delText>
         </w:r>
       </w:del>
-      <w:del w:id="350" w:author="PR Preview" w:date="2026-01-01T00:00:00Z">
+      <w:del w:id="356" w:author="PR Preview" w:date="2026-01-01T00:00:00Z">
         <w:r>
           <w:delText xml:space="preserve"> </w:delText>
         </w:r>
@@ -6536,12 +6584,12 @@
           <m:t>)</m:t>
         </m:r>
       </m:oMath>
-      <w:del w:id="351" w:author="PR Preview" w:date="2026-01-01T00:00:00Z">
+      <w:del w:id="357" w:author="PR Preview" w:date="2026-01-01T00:00:00Z">
         <w:r>
           <w:delText xml:space="preserve">,</w:delText>
         </w:r>
       </w:del>
-      <w:del w:id="352" w:author="PR Preview" w:date="2026-01-01T00:00:00Z">
+      <w:del w:id="358" w:author="PR Preview" w:date="2026-01-01T00:00:00Z">
         <w:r>
           <w:delText xml:space="preserve"> </w:delText>
         </w:r>
@@ -6572,17 +6620,17 @@
           <m:t>)</m:t>
         </m:r>
       </m:oMath>
-      <w:del w:id="353" w:author="PR Preview" w:date="2026-01-01T00:00:00Z">
+      <w:del w:id="359" w:author="PR Preview" w:date="2026-01-01T00:00:00Z">
         <w:r>
           <w:delText xml:space="preserve"> </w:delText>
         </w:r>
       </w:del>
-      <w:del w:id="354" w:author="PR Preview" w:date="2026-01-01T00:00:00Z">
+      <w:del w:id="360" w:author="PR Preview" w:date="2026-01-01T00:00:00Z">
         <w:r>
           <w:delText xml:space="preserve">and the line with</w:delText>
         </w:r>
       </w:del>
-      <w:del w:id="355" w:author="PR Preview" w:date="2026-01-01T00:00:00Z">
+      <w:del w:id="361" w:author="PR Preview" w:date="2026-01-01T00:00:00Z">
         <w:r>
           <w:delText xml:space="preserve"> </w:delText>
         </w:r>
@@ -6610,17 +6658,17 @@
           <m:t>1</m:t>
         </m:r>
       </m:oMath>
-      <w:del w:id="356" w:author="PR Preview" w:date="2026-01-01T00:00:00Z">
+      <w:del w:id="362" w:author="PR Preview" w:date="2026-01-01T00:00:00Z">
         <w:r>
           <w:delText xml:space="preserve"> </w:delText>
         </w:r>
       </w:del>
-      <w:del w:id="357" w:author="PR Preview" w:date="2026-01-01T00:00:00Z">
+      <w:del w:id="363" w:author="PR Preview" w:date="2026-01-01T00:00:00Z">
         <w:r>
           <w:delText xml:space="preserve">and</w:delText>
         </w:r>
       </w:del>
-      <w:del w:id="358" w:author="PR Preview" w:date="2026-01-01T00:00:00Z">
+      <w:del w:id="364" w:author="PR Preview" w:date="2026-01-01T00:00:00Z">
         <w:r>
           <w:delText xml:space="preserve"> </w:delText>
         </w:r>
@@ -6648,18 +6696,18 @@
           <m:t>0.5</m:t>
         </m:r>
       </m:oMath>
-      <w:del w:id="359" w:author="PR Preview" w:date="2026-01-01T00:00:00Z">
+      <w:del w:id="365" w:author="PR Preview" w:date="2026-01-01T00:00:00Z">
         <w:r>
           <w:delText xml:space="preserve"> </w:delText>
         </w:r>
       </w:del>
-      <w:del w:id="360" w:author="PR Preview" w:date="2026-01-01T00:00:00Z">
+      <w:del w:id="366" w:author="PR Preview" w:date="2026-01-01T00:00:00Z">
         <w:r>
           <w:delText xml:space="preserve">(</w:delText>
         </w:r>
       </w:del>
       <w:hyperlink w:anchor="exm-rss-line">
-        <w:del w:id="361" w:author="PR Preview" w:date="2026-01-01T00:00:00Z">
+        <w:del w:id="367" w:author="PR Preview" w:date="2026-01-01T00:00:00Z">
           <w:r>
             <w:rPr>
               <w:rStyle w:val="Hyperlink"/>
@@ -6668,22 +6716,22 @@
           </w:r>
         </w:del>
       </w:hyperlink>
-      <w:del w:id="362" w:author="PR Preview" w:date="2026-01-01T00:00:00Z">
+      <w:del w:id="368" w:author="PR Preview" w:date="2026-01-01T00:00:00Z">
         <w:r>
           <w:delText xml:space="preserve">),</w:delText>
         </w:r>
       </w:del>
-      <w:del w:id="363" w:author="PR Preview" w:date="2026-01-01T00:00:00Z">
+      <w:del w:id="369" w:author="PR Preview" w:date="2026-01-01T00:00:00Z">
         <w:r>
           <w:delText xml:space="preserve"> </w:delText>
         </w:r>
       </w:del>
-      <w:del w:id="364" w:author="PR Preview" w:date="2026-01-01T00:00:00Z">
+      <w:del w:id="370" w:author="PR Preview" w:date="2026-01-01T00:00:00Z">
         <w:r>
           <w:delText xml:space="preserve">the residuals are</w:delText>
         </w:r>
       </w:del>
-      <w:del w:id="365" w:author="PR Preview" w:date="2026-01-01T00:00:00Z">
+      <w:del w:id="371" w:author="PR Preview" w:date="2026-01-01T00:00:00Z">
         <w:r>
           <w:delText xml:space="preserve"> </w:delText>
         </w:r>
@@ -6693,12 +6741,12 @@
           <m:t>0</m:t>
         </m:r>
       </m:oMath>
-      <w:del w:id="366" w:author="PR Preview" w:date="2026-01-01T00:00:00Z">
+      <w:del w:id="372" w:author="PR Preview" w:date="2026-01-01T00:00:00Z">
         <w:r>
           <w:delText xml:space="preserve">,</w:delText>
         </w:r>
       </w:del>
-      <w:del w:id="367" w:author="PR Preview" w:date="2026-01-01T00:00:00Z">
+      <w:del w:id="373" w:author="PR Preview" w:date="2026-01-01T00:00:00Z">
         <w:r>
           <w:delText xml:space="preserve"> </w:delText>
         </w:r>
@@ -6708,17 +6756,17 @@
           <m:t>0.5</m:t>
         </m:r>
       </m:oMath>
-      <w:del w:id="368" w:author="PR Preview" w:date="2026-01-01T00:00:00Z">
+      <w:del w:id="374" w:author="PR Preview" w:date="2026-01-01T00:00:00Z">
         <w:r>
           <w:delText xml:space="preserve"> </w:delText>
         </w:r>
       </w:del>
-      <w:del w:id="369" w:author="PR Preview" w:date="2026-01-01T00:00:00Z">
+      <w:del w:id="375" w:author="PR Preview" w:date="2026-01-01T00:00:00Z">
         <w:r>
           <w:delText xml:space="preserve">and</w:delText>
         </w:r>
       </w:del>
-      <w:del w:id="370" w:author="PR Preview" w:date="2026-01-01T00:00:00Z">
+      <w:del w:id="376" w:author="PR Preview" w:date="2026-01-01T00:00:00Z">
         <w:r>
           <w:delText xml:space="preserve"> </w:delText>
         </w:r>
@@ -6728,22 +6776,22 @@
           <m:t>0</m:t>
         </m:r>
       </m:oMath>
-      <w:del w:id="371" w:author="PR Preview" w:date="2026-01-01T00:00:00Z">
+      <w:del w:id="377" w:author="PR Preview" w:date="2026-01-01T00:00:00Z">
         <w:r>
           <w:delText xml:space="preserve">,</w:delText>
         </w:r>
       </w:del>
-      <w:del w:id="372" w:author="PR Preview" w:date="2026-01-01T00:00:00Z">
+      <w:del w:id="378" w:author="PR Preview" w:date="2026-01-01T00:00:00Z">
         <w:r>
           <w:delText xml:space="preserve"> </w:delText>
         </w:r>
       </w:del>
-      <w:del w:id="373" w:author="PR Preview" w:date="2026-01-01T00:00:00Z">
+      <w:del w:id="379" w:author="PR Preview" w:date="2026-01-01T00:00:00Z">
         <w:r>
           <w:delText xml:space="preserve">so</w:delText>
         </w:r>
       </w:del>
-      <w:del w:id="374" w:author="PR Preview" w:date="2026-01-01T00:00:00Z">
+      <w:del w:id="380" w:author="PR Preview" w:date="2026-01-01T00:00:00Z">
         <w:r>
           <w:delText xml:space="preserve"> </w:delText>
         </w:r>
@@ -6790,7 +6838,7 @@
           <m:t>0.25</m:t>
         </m:r>
       </m:oMath>
-      <w:del w:id="375" w:author="PR Preview" w:date="2026-01-01T00:00:00Z">
+      <w:del w:id="381" w:author="PR Preview" w:date="2026-01-01T00:00:00Z">
         <w:r>
           <w:delText xml:space="preserve">.</w:delText>
         </w:r>
@@ -6800,7 +6848,7 @@
       <w:pPr>
         <w:pStyle w:val="BodyText"/>
       </w:pPr>
-      <w:del w:id="376" w:author="PR Preview" w:date="2026-01-01T00:00:00Z">
+      <w:del w:id="382" w:author="PR Preview" w:date="2026-01-01T00:00:00Z">
         <w:r>
           <w:rPr>
             <w:b/>
@@ -6809,27 +6857,27 @@
           <w:delText xml:space="preserve">Example 11 (A sum of squares that is not a residual sum of squares)</w:delText>
         </w:r>
       </w:del>
-      <w:del w:id="377" w:author="PR Preview" w:date="2026-01-01T00:00:00Z">
+      <w:del w:id="383" w:author="PR Preview" w:date="2026-01-01T00:00:00Z">
         <w:r>
           <w:delText xml:space="preserve"> </w:delText>
         </w:r>
       </w:del>
-      <w:del w:id="378" w:author="PR Preview" w:date="2026-01-01T00:00:00Z">
+      <w:del w:id="384" w:author="PR Preview" w:date="2026-01-01T00:00:00Z">
         <w:r>
           <w:delText xml:space="preserve">For the same three points,</w:delText>
         </w:r>
       </w:del>
-      <w:del w:id="379" w:author="PR Preview" w:date="2026-01-01T00:00:00Z">
+      <w:del w:id="385" w:author="PR Preview" w:date="2026-01-01T00:00:00Z">
         <w:r>
           <w:delText xml:space="preserve"> </w:delText>
         </w:r>
       </w:del>
-      <w:del w:id="380" w:author="PR Preview" w:date="2026-01-01T00:00:00Z">
+      <w:del w:id="386" w:author="PR Preview" w:date="2026-01-01T00:00:00Z">
         <w:r>
           <w:delText xml:space="preserve">the sum of squared deviations of</w:delText>
         </w:r>
       </w:del>
-      <w:del w:id="381" w:author="PR Preview" w:date="2026-01-01T00:00:00Z">
+      <w:del w:id="387" w:author="PR Preview" w:date="2026-01-01T00:00:00Z">
         <w:r>
           <w:delText xml:space="preserve"> </w:delText>
         </w:r>
@@ -6848,17 +6896,17 @@
           </m:sub>
         </m:sSub>
       </m:oMath>
-      <w:del w:id="382" w:author="PR Preview" w:date="2026-01-01T00:00:00Z">
+      <w:del w:id="388" w:author="PR Preview" w:date="2026-01-01T00:00:00Z">
         <w:r>
           <w:delText xml:space="preserve"> </w:delText>
         </w:r>
       </w:del>
-      <w:del w:id="383" w:author="PR Preview" w:date="2026-01-01T00:00:00Z">
+      <w:del w:id="389" w:author="PR Preview" w:date="2026-01-01T00:00:00Z">
         <w:r>
           <w:delText xml:space="preserve">from their mean,</w:delText>
         </w:r>
       </w:del>
-      <w:del w:id="384" w:author="PR Preview" w:date="2026-01-01T00:00:00Z">
+      <w:del w:id="390" w:author="PR Preview" w:date="2026-01-01T00:00:00Z">
         <w:r>
           <w:delText xml:space="preserve"> </w:delText>
         </w:r>
@@ -6877,22 +6925,22 @@
           <m:t>3</m:t>
         </m:r>
       </m:oMath>
-      <w:del w:id="385" w:author="PR Preview" w:date="2026-01-01T00:00:00Z">
+      <w:del w:id="391" w:author="PR Preview" w:date="2026-01-01T00:00:00Z">
         <w:r>
           <w:delText xml:space="preserve">,</w:delText>
         </w:r>
       </w:del>
-      <w:del w:id="386" w:author="PR Preview" w:date="2026-01-01T00:00:00Z">
+      <w:del w:id="392" w:author="PR Preview" w:date="2026-01-01T00:00:00Z">
         <w:r>
           <w:delText xml:space="preserve"> </w:delText>
         </w:r>
       </w:del>
-      <w:del w:id="387" w:author="PR Preview" w:date="2026-01-01T00:00:00Z">
+      <w:del w:id="393" w:author="PR Preview" w:date="2026-01-01T00:00:00Z">
         <w:r>
           <w:delText xml:space="preserve">is</w:delText>
         </w:r>
       </w:del>
-      <w:del w:id="388" w:author="PR Preview" w:date="2026-01-01T00:00:00Z">
+      <w:del w:id="394" w:author="PR Preview" w:date="2026-01-01T00:00:00Z">
         <w:r>
           <w:delText xml:space="preserve"> </w:delText>
         </w:r>
@@ -6911,33 +6959,33 @@
           <m:t>3</m:t>
         </m:r>
       </m:oMath>
-      <w:del w:id="389" w:author="PR Preview" w:date="2026-01-01T00:00:00Z">
+      <w:del w:id="395" w:author="PR Preview" w:date="2026-01-01T00:00:00Z">
         <w:r>
           <w:delText xml:space="preserve">.</w:delText>
         </w:r>
       </w:del>
-      <w:del w:id="390" w:author="PR Preview" w:date="2026-01-01T00:00:00Z">
+      <w:del w:id="396" w:author="PR Preview" w:date="2026-01-01T00:00:00Z">
         <w:r>
           <w:delText xml:space="preserve"> </w:delText>
         </w:r>
       </w:del>
-      <w:del w:id="391" w:author="PR Preview" w:date="2026-01-01T00:00:00Z">
+      <w:del w:id="397" w:author="PR Preview" w:date="2026-01-01T00:00:00Z">
         <w:r>
           <w:delText xml:space="preserve">That quantity is the total sum of squares,</w:delText>
         </w:r>
       </w:del>
-      <w:del w:id="392" w:author="PR Preview" w:date="2026-01-01T00:00:00Z">
+      <w:del w:id="398" w:author="PR Preview" w:date="2026-01-01T00:00:00Z">
         <w:r>
           <w:delText xml:space="preserve"> </w:delText>
         </w:r>
       </w:del>
-      <w:del w:id="393" w:author="PR Preview" w:date="2026-01-01T00:00:00Z">
+      <w:del w:id="399" w:author="PR Preview" w:date="2026-01-01T00:00:00Z">
         <w:r>
           <w:delText xml:space="preserve">not the residual sum of squares (</w:delText>
         </w:r>
       </w:del>
       <w:hyperlink w:anchor="def-rss">
-        <w:del w:id="394" w:author="PR Preview" w:date="2026-01-01T00:00:00Z">
+        <w:del w:id="400" w:author="PR Preview" w:date="2026-01-01T00:00:00Z">
           <w:r>
             <w:rPr>
               <w:rStyle w:val="Hyperlink"/>
@@ -6946,18 +6994,18 @@
           </w:r>
         </w:del>
       </w:hyperlink>
-      <w:del w:id="395" w:author="PR Preview" w:date="2026-01-01T00:00:00Z">
+      <w:del w:id="401" w:author="PR Preview" w:date="2026-01-01T00:00:00Z">
         <w:r>
           <w:delText xml:space="preserve">) of the line in</w:delText>
         </w:r>
       </w:del>
-      <w:del w:id="396" w:author="PR Preview" w:date="2026-01-01T00:00:00Z">
+      <w:del w:id="402" w:author="PR Preview" w:date="2026-01-01T00:00:00Z">
         <w:r>
           <w:delText xml:space="preserve"> </w:delText>
         </w:r>
       </w:del>
       <w:hyperlink w:anchor="exm-rss-three-points">
-        <w:del w:id="397" w:author="PR Preview" w:date="2026-01-01T00:00:00Z">
+        <w:del w:id="403" w:author="PR Preview" w:date="2026-01-01T00:00:00Z">
           <w:r>
             <w:rPr>
               <w:rStyle w:val="Hyperlink"/>
@@ -6966,27 +7014,27 @@
           </w:r>
         </w:del>
       </w:hyperlink>
-      <w:del w:id="398" w:author="PR Preview" w:date="2026-01-01T00:00:00Z">
+      <w:del w:id="404" w:author="PR Preview" w:date="2026-01-01T00:00:00Z">
         <w:r>
           <w:delText xml:space="preserve">,</w:delText>
         </w:r>
       </w:del>
-      <w:del w:id="399" w:author="PR Preview" w:date="2026-01-01T00:00:00Z">
+      <w:del w:id="405" w:author="PR Preview" w:date="2026-01-01T00:00:00Z">
         <w:r>
           <w:delText xml:space="preserve"> </w:delText>
         </w:r>
       </w:del>
-      <w:del w:id="400" w:author="PR Preview" w:date="2026-01-01T00:00:00Z">
+      <w:del w:id="406" w:author="PR Preview" w:date="2026-01-01T00:00:00Z">
         <w:r>
           <w:delText xml:space="preserve">because it measures spread around the mean</w:delText>
         </w:r>
       </w:del>
-      <w:del w:id="401" w:author="PR Preview" w:date="2026-01-01T00:00:00Z">
+      <w:del w:id="407" w:author="PR Preview" w:date="2026-01-01T00:00:00Z">
         <w:r>
           <w:delText xml:space="preserve"> </w:delText>
         </w:r>
       </w:del>
-      <w:del w:id="402" w:author="PR Preview" w:date="2026-01-01T00:00:00Z">
+      <w:del w:id="408" w:author="PR Preview" w:date="2026-01-01T00:00:00Z">
         <w:r>
           <w:delText xml:space="preserve">rather than around the line’s fitted values.</w:delText>
         </w:r>
@@ -6996,7 +7044,7 @@
       <w:pPr>
         <w:pStyle w:val="FirstParagraph"/>
       </w:pPr>
-      <w:ins w:id="403" w:author="PR Preview" w:date="2026-01-01T00:00:00Z">
+      <w:ins w:id="409" w:author="PR Preview" w:date="2026-01-01T00:00:00Z">
         <w:r>
           <w:rPr>
             <w:b/>
@@ -7005,17 +7053,17 @@
           <w:t xml:space="preserve">Example 11 (Residual sum of squares of a line through three points)</w:t>
         </w:r>
       </w:ins>
-      <w:ins w:id="404" w:author="PR Preview" w:date="2026-01-01T00:00:00Z">
+      <w:ins w:id="410" w:author="PR Preview" w:date="2026-01-01T00:00:00Z">
         <w:r>
           <w:t xml:space="preserve"> </w:t>
         </w:r>
       </w:ins>
-      <w:ins w:id="405" w:author="PR Preview" w:date="2026-01-01T00:00:00Z">
+      <w:ins w:id="411" w:author="PR Preview" w:date="2026-01-01T00:00:00Z">
         <w:r>
           <w:t xml:space="preserve">For the points</w:t>
         </w:r>
       </w:ins>
-      <w:ins w:id="406" w:author="PR Preview" w:date="2026-01-01T00:00:00Z">
+      <w:ins w:id="412" w:author="PR Preview" w:date="2026-01-01T00:00:00Z">
         <w:r>
           <w:t xml:space="preserve"> </w:t>
         </w:r>
@@ -7046,12 +7094,12 @@
           <m:t>)</m:t>
         </m:r>
       </m:oMath>
-      <w:ins w:id="407" w:author="PR Preview" w:date="2026-01-01T00:00:00Z">
+      <w:ins w:id="413" w:author="PR Preview" w:date="2026-01-01T00:00:00Z">
         <w:r>
           <w:t xml:space="preserve">,</w:t>
         </w:r>
       </w:ins>
-      <w:ins w:id="408" w:author="PR Preview" w:date="2026-01-01T00:00:00Z">
+      <w:ins w:id="414" w:author="PR Preview" w:date="2026-01-01T00:00:00Z">
         <w:r>
           <w:t xml:space="preserve"> </w:t>
         </w:r>
@@ -7082,12 +7130,12 @@
           <m:t>)</m:t>
         </m:r>
       </m:oMath>
-      <w:ins w:id="409" w:author="PR Preview" w:date="2026-01-01T00:00:00Z">
+      <w:ins w:id="415" w:author="PR Preview" w:date="2026-01-01T00:00:00Z">
         <w:r>
           <w:t xml:space="preserve">,</w:t>
         </w:r>
       </w:ins>
-      <w:ins w:id="410" w:author="PR Preview" w:date="2026-01-01T00:00:00Z">
+      <w:ins w:id="416" w:author="PR Preview" w:date="2026-01-01T00:00:00Z">
         <w:r>
           <w:t xml:space="preserve"> </w:t>
         </w:r>
@@ -7118,17 +7166,17 @@
           <m:t>)</m:t>
         </m:r>
       </m:oMath>
-      <w:ins w:id="411" w:author="PR Preview" w:date="2026-01-01T00:00:00Z">
+      <w:ins w:id="417" w:author="PR Preview" w:date="2026-01-01T00:00:00Z">
         <w:r>
           <w:t xml:space="preserve"> </w:t>
         </w:r>
       </w:ins>
-      <w:ins w:id="412" w:author="PR Preview" w:date="2026-01-01T00:00:00Z">
+      <w:ins w:id="418" w:author="PR Preview" w:date="2026-01-01T00:00:00Z">
         <w:r>
           <w:t xml:space="preserve">and the line with</w:t>
         </w:r>
       </w:ins>
-      <w:ins w:id="413" w:author="PR Preview" w:date="2026-01-01T00:00:00Z">
+      <w:ins w:id="419" w:author="PR Preview" w:date="2026-01-01T00:00:00Z">
         <w:r>
           <w:t xml:space="preserve"> </w:t>
         </w:r>
@@ -7156,17 +7204,17 @@
           <m:t>1</m:t>
         </m:r>
       </m:oMath>
-      <w:ins w:id="414" w:author="PR Preview" w:date="2026-01-01T00:00:00Z">
+      <w:ins w:id="420" w:author="PR Preview" w:date="2026-01-01T00:00:00Z">
         <w:r>
           <w:t xml:space="preserve"> </w:t>
         </w:r>
       </w:ins>
-      <w:ins w:id="415" w:author="PR Preview" w:date="2026-01-01T00:00:00Z">
+      <w:ins w:id="421" w:author="PR Preview" w:date="2026-01-01T00:00:00Z">
         <w:r>
           <w:t xml:space="preserve">and</w:t>
         </w:r>
       </w:ins>
-      <w:ins w:id="416" w:author="PR Preview" w:date="2026-01-01T00:00:00Z">
+      <w:ins w:id="422" w:author="PR Preview" w:date="2026-01-01T00:00:00Z">
         <w:r>
           <w:t xml:space="preserve"> </w:t>
         </w:r>
@@ -7194,18 +7242,18 @@
           <m:t>0.5</m:t>
         </m:r>
       </m:oMath>
-      <w:ins w:id="417" w:author="PR Preview" w:date="2026-01-01T00:00:00Z">
+      <w:ins w:id="423" w:author="PR Preview" w:date="2026-01-01T00:00:00Z">
         <w:r>
           <w:t xml:space="preserve"> </w:t>
         </w:r>
       </w:ins>
-      <w:ins w:id="418" w:author="PR Preview" w:date="2026-01-01T00:00:00Z">
+      <w:ins w:id="424" w:author="PR Preview" w:date="2026-01-01T00:00:00Z">
         <w:r>
           <w:t xml:space="preserve">(</w:t>
         </w:r>
       </w:ins>
       <w:hyperlink w:anchor="exm-rss-line">
-        <w:ins w:id="419" w:author="PR Preview" w:date="2026-01-01T00:00:00Z">
+        <w:ins w:id="425" w:author="PR Preview" w:date="2026-01-01T00:00:00Z">
           <w:r>
             <w:rPr>
               <w:rStyle w:val="Hyperlink"/>
@@ -7214,22 +7262,22 @@
           </w:r>
         </w:ins>
       </w:hyperlink>
-      <w:ins w:id="420" w:author="PR Preview" w:date="2026-01-01T00:00:00Z">
+      <w:ins w:id="426" w:author="PR Preview" w:date="2026-01-01T00:00:00Z">
         <w:r>
           <w:t xml:space="preserve">),</w:t>
         </w:r>
       </w:ins>
-      <w:ins w:id="421" w:author="PR Preview" w:date="2026-01-01T00:00:00Z">
+      <w:ins w:id="427" w:author="PR Preview" w:date="2026-01-01T00:00:00Z">
         <w:r>
           <w:t xml:space="preserve"> </w:t>
         </w:r>
       </w:ins>
-      <w:ins w:id="422" w:author="PR Preview" w:date="2026-01-01T00:00:00Z">
+      <w:ins w:id="428" w:author="PR Preview" w:date="2026-01-01T00:00:00Z">
         <w:r>
           <w:t xml:space="preserve">the residuals are</w:t>
         </w:r>
       </w:ins>
-      <w:ins w:id="423" w:author="PR Preview" w:date="2026-01-01T00:00:00Z">
+      <w:ins w:id="429" w:author="PR Preview" w:date="2026-01-01T00:00:00Z">
         <w:r>
           <w:t xml:space="preserve"> </w:t>
         </w:r>
@@ -7239,12 +7287,12 @@
           <m:t>0</m:t>
         </m:r>
       </m:oMath>
-      <w:ins w:id="424" w:author="PR Preview" w:date="2026-01-01T00:00:00Z">
+      <w:ins w:id="430" w:author="PR Preview" w:date="2026-01-01T00:00:00Z">
         <w:r>
           <w:t xml:space="preserve">,</w:t>
         </w:r>
       </w:ins>
-      <w:ins w:id="425" w:author="PR Preview" w:date="2026-01-01T00:00:00Z">
+      <w:ins w:id="431" w:author="PR Preview" w:date="2026-01-01T00:00:00Z">
         <w:r>
           <w:t xml:space="preserve"> </w:t>
         </w:r>
@@ -7254,17 +7302,17 @@
           <m:t>0.5</m:t>
         </m:r>
       </m:oMath>
-      <w:ins w:id="426" w:author="PR Preview" w:date="2026-01-01T00:00:00Z">
+      <w:ins w:id="432" w:author="PR Preview" w:date="2026-01-01T00:00:00Z">
         <w:r>
           <w:t xml:space="preserve"> </w:t>
         </w:r>
       </w:ins>
-      <w:ins w:id="427" w:author="PR Preview" w:date="2026-01-01T00:00:00Z">
+      <w:ins w:id="433" w:author="PR Preview" w:date="2026-01-01T00:00:00Z">
         <w:r>
           <w:t xml:space="preserve">and</w:t>
         </w:r>
       </w:ins>
-      <w:ins w:id="428" w:author="PR Preview" w:date="2026-01-01T00:00:00Z">
+      <w:ins w:id="434" w:author="PR Preview" w:date="2026-01-01T00:00:00Z">
         <w:r>
           <w:t xml:space="preserve"> </w:t>
         </w:r>
@@ -7274,22 +7322,22 @@
           <m:t>0</m:t>
         </m:r>
       </m:oMath>
-      <w:ins w:id="429" w:author="PR Preview" w:date="2026-01-01T00:00:00Z">
+      <w:ins w:id="435" w:author="PR Preview" w:date="2026-01-01T00:00:00Z">
         <w:r>
           <w:t xml:space="preserve">,</w:t>
         </w:r>
       </w:ins>
-      <w:ins w:id="430" w:author="PR Preview" w:date="2026-01-01T00:00:00Z">
+      <w:ins w:id="436" w:author="PR Preview" w:date="2026-01-01T00:00:00Z">
         <w:r>
           <w:t xml:space="preserve"> </w:t>
         </w:r>
       </w:ins>
-      <w:ins w:id="431" w:author="PR Preview" w:date="2026-01-01T00:00:00Z">
+      <w:ins w:id="437" w:author="PR Preview" w:date="2026-01-01T00:00:00Z">
         <w:r>
           <w:t xml:space="preserve">so</w:t>
         </w:r>
       </w:ins>
-      <w:ins w:id="432" w:author="PR Preview" w:date="2026-01-01T00:00:00Z">
+      <w:ins w:id="438" w:author="PR Preview" w:date="2026-01-01T00:00:00Z">
         <w:r>
           <w:t xml:space="preserve"> </w:t>
         </w:r>
@@ -7336,7 +7384,7 @@
           <m:t>0.25</m:t>
         </m:r>
       </m:oMath>
-      <w:ins w:id="433" w:author="PR Preview" w:date="2026-01-01T00:00:00Z">
+      <w:ins w:id="439" w:author="PR Preview" w:date="2026-01-01T00:00:00Z">
         <w:r>
           <w:t xml:space="preserve">.</w:t>
         </w:r>
@@ -7348,7 +7396,7 @@
       <w:pPr>
         <w:pStyle w:val="BodyText"/>
       </w:pPr>
-      <w:ins w:id="434" w:author="PR Preview" w:date="2026-01-01T00:00:00Z">
+      <w:ins w:id="440" w:author="PR Preview" w:date="2026-01-01T00:00:00Z">
         <w:r>
           <w:rPr>
             <w:b/>
@@ -7357,27 +7405,27 @@
           <w:t xml:space="preserve">Example 12 (A sum of squares that is not a residual sum of squares)</w:t>
         </w:r>
       </w:ins>
-      <w:ins w:id="435" w:author="PR Preview" w:date="2026-01-01T00:00:00Z">
+      <w:ins w:id="441" w:author="PR Preview" w:date="2026-01-01T00:00:00Z">
         <w:r>
           <w:t xml:space="preserve"> </w:t>
         </w:r>
       </w:ins>
-      <w:ins w:id="436" w:author="PR Preview" w:date="2026-01-01T00:00:00Z">
+      <w:ins w:id="442" w:author="PR Preview" w:date="2026-01-01T00:00:00Z">
         <w:r>
           <w:t xml:space="preserve">For the same three points,</w:t>
         </w:r>
       </w:ins>
-      <w:ins w:id="437" w:author="PR Preview" w:date="2026-01-01T00:00:00Z">
+      <w:ins w:id="443" w:author="PR Preview" w:date="2026-01-01T00:00:00Z">
         <w:r>
           <w:t xml:space="preserve"> </w:t>
         </w:r>
       </w:ins>
-      <w:ins w:id="438" w:author="PR Preview" w:date="2026-01-01T00:00:00Z">
+      <w:ins w:id="444" w:author="PR Preview" w:date="2026-01-01T00:00:00Z">
         <w:r>
           <w:t xml:space="preserve">the sum of squared deviations of</w:t>
         </w:r>
       </w:ins>
-      <w:ins w:id="439" w:author="PR Preview" w:date="2026-01-01T00:00:00Z">
+      <w:ins w:id="445" w:author="PR Preview" w:date="2026-01-01T00:00:00Z">
         <w:r>
           <w:t xml:space="preserve"> </w:t>
         </w:r>
@@ -7396,17 +7444,17 @@
           </m:sub>
         </m:sSub>
       </m:oMath>
-      <w:ins w:id="440" w:author="PR Preview" w:date="2026-01-01T00:00:00Z">
+      <w:ins w:id="446" w:author="PR Preview" w:date="2026-01-01T00:00:00Z">
         <w:r>
           <w:t xml:space="preserve"> </w:t>
         </w:r>
       </w:ins>
-      <w:ins w:id="441" w:author="PR Preview" w:date="2026-01-01T00:00:00Z">
+      <w:ins w:id="447" w:author="PR Preview" w:date="2026-01-01T00:00:00Z">
         <w:r>
           <w:t xml:space="preserve">from their mean,</w:t>
         </w:r>
       </w:ins>
-      <w:ins w:id="442" w:author="PR Preview" w:date="2026-01-01T00:00:00Z">
+      <w:ins w:id="448" w:author="PR Preview" w:date="2026-01-01T00:00:00Z">
         <w:r>
           <w:t xml:space="preserve"> </w:t>
         </w:r>
@@ -7425,22 +7473,22 @@
           <m:t>3</m:t>
         </m:r>
       </m:oMath>
-      <w:ins w:id="443" w:author="PR Preview" w:date="2026-01-01T00:00:00Z">
+      <w:ins w:id="449" w:author="PR Preview" w:date="2026-01-01T00:00:00Z">
         <w:r>
           <w:t xml:space="preserve">,</w:t>
         </w:r>
       </w:ins>
-      <w:ins w:id="444" w:author="PR Preview" w:date="2026-01-01T00:00:00Z">
+      <w:ins w:id="450" w:author="PR Preview" w:date="2026-01-01T00:00:00Z">
         <w:r>
           <w:t xml:space="preserve"> </w:t>
         </w:r>
       </w:ins>
-      <w:ins w:id="445" w:author="PR Preview" w:date="2026-01-01T00:00:00Z">
+      <w:ins w:id="451" w:author="PR Preview" w:date="2026-01-01T00:00:00Z">
         <w:r>
           <w:t xml:space="preserve">is</w:t>
         </w:r>
       </w:ins>
-      <w:ins w:id="446" w:author="PR Preview" w:date="2026-01-01T00:00:00Z">
+      <w:ins w:id="452" w:author="PR Preview" w:date="2026-01-01T00:00:00Z">
         <w:r>
           <w:t xml:space="preserve"> </w:t>
         </w:r>
@@ -7459,33 +7507,33 @@
           <m:t>3</m:t>
         </m:r>
       </m:oMath>
-      <w:ins w:id="447" w:author="PR Preview" w:date="2026-01-01T00:00:00Z">
+      <w:ins w:id="453" w:author="PR Preview" w:date="2026-01-01T00:00:00Z">
         <w:r>
           <w:t xml:space="preserve">.</w:t>
         </w:r>
       </w:ins>
-      <w:ins w:id="448" w:author="PR Preview" w:date="2026-01-01T00:00:00Z">
+      <w:ins w:id="454" w:author="PR Preview" w:date="2026-01-01T00:00:00Z">
         <w:r>
           <w:t xml:space="preserve"> </w:t>
         </w:r>
       </w:ins>
-      <w:ins w:id="449" w:author="PR Preview" w:date="2026-01-01T00:00:00Z">
+      <w:ins w:id="455" w:author="PR Preview" w:date="2026-01-01T00:00:00Z">
         <w:r>
           <w:t xml:space="preserve">That quantity is the total sum of squares,</w:t>
         </w:r>
       </w:ins>
-      <w:ins w:id="450" w:author="PR Preview" w:date="2026-01-01T00:00:00Z">
+      <w:ins w:id="456" w:author="PR Preview" w:date="2026-01-01T00:00:00Z">
         <w:r>
           <w:t xml:space="preserve"> </w:t>
         </w:r>
       </w:ins>
-      <w:ins w:id="451" w:author="PR Preview" w:date="2026-01-01T00:00:00Z">
+      <w:ins w:id="457" w:author="PR Preview" w:date="2026-01-01T00:00:00Z">
         <w:r>
           <w:t xml:space="preserve">not the residual sum of squares (</w:t>
         </w:r>
       </w:ins>
       <w:hyperlink w:anchor="def-rss">
-        <w:ins w:id="452" w:author="PR Preview" w:date="2026-01-01T00:00:00Z">
+        <w:ins w:id="458" w:author="PR Preview" w:date="2026-01-01T00:00:00Z">
           <w:r>
             <w:rPr>
               <w:rStyle w:val="Hyperlink"/>
@@ -7494,18 +7542,18 @@
           </w:r>
         </w:ins>
       </w:hyperlink>
-      <w:ins w:id="453" w:author="PR Preview" w:date="2026-01-01T00:00:00Z">
+      <w:ins w:id="459" w:author="PR Preview" w:date="2026-01-01T00:00:00Z">
         <w:r>
           <w:t xml:space="preserve">) of the line in</w:t>
         </w:r>
       </w:ins>
-      <w:ins w:id="454" w:author="PR Preview" w:date="2026-01-01T00:00:00Z">
+      <w:ins w:id="460" w:author="PR Preview" w:date="2026-01-01T00:00:00Z">
         <w:r>
           <w:t xml:space="preserve"> </w:t>
         </w:r>
       </w:ins>
       <w:hyperlink w:anchor="exm-rss-three-points">
-        <w:ins w:id="455" w:author="PR Preview" w:date="2026-01-01T00:00:00Z">
+        <w:ins w:id="461" w:author="PR Preview" w:date="2026-01-01T00:00:00Z">
           <w:r>
             <w:rPr>
               <w:rStyle w:val="Hyperlink"/>
@@ -7514,27 +7562,27 @@
           </w:r>
         </w:ins>
       </w:hyperlink>
-      <w:ins w:id="456" w:author="PR Preview" w:date="2026-01-01T00:00:00Z">
+      <w:ins w:id="462" w:author="PR Preview" w:date="2026-01-01T00:00:00Z">
         <w:r>
           <w:t xml:space="preserve">,</w:t>
         </w:r>
       </w:ins>
-      <w:ins w:id="457" w:author="PR Preview" w:date="2026-01-01T00:00:00Z">
+      <w:ins w:id="463" w:author="PR Preview" w:date="2026-01-01T00:00:00Z">
         <w:r>
           <w:t xml:space="preserve"> </w:t>
         </w:r>
       </w:ins>
-      <w:ins w:id="458" w:author="PR Preview" w:date="2026-01-01T00:00:00Z">
+      <w:ins w:id="464" w:author="PR Preview" w:date="2026-01-01T00:00:00Z">
         <w:r>
           <w:t xml:space="preserve">because it measures spread around the mean</w:t>
         </w:r>
       </w:ins>
-      <w:ins w:id="459" w:author="PR Preview" w:date="2026-01-01T00:00:00Z">
+      <w:ins w:id="465" w:author="PR Preview" w:date="2026-01-01T00:00:00Z">
         <w:r>
           <w:t xml:space="preserve"> </w:t>
         </w:r>
       </w:ins>
-      <w:ins w:id="460" w:author="PR Preview" w:date="2026-01-01T00:00:00Z">
+      <w:ins w:id="466" w:author="PR Preview" w:date="2026-01-01T00:00:00Z">
         <w:r>
           <w:t xml:space="preserve">rather than around the line’s fitted values.</w:t>
         </w:r>
@@ -8509,7 +8557,7 @@
       <w:pPr>
         <w:pStyle w:val="FirstParagraph"/>
       </w:pPr>
-      <w:del w:id="461" w:author="PR Preview" w:date="2026-01-01T00:00:00Z">
+      <w:del w:id="467" w:author="PR Preview" w:date="2026-01-01T00:00:00Z">
         <w:r>
           <w:rPr>
             <w:b/>
@@ -8518,12 +8566,12 @@
           <w:delText xml:space="preserve">Example 12 (Pythagorean theorem example)</w:delText>
         </w:r>
       </w:del>
-      <w:del w:id="462" w:author="PR Preview" w:date="2026-01-01T00:00:00Z">
+      <w:del w:id="468" w:author="PR Preview" w:date="2026-01-01T00:00:00Z">
         <w:r>
           <w:delText xml:space="preserve"> </w:delText>
         </w:r>
       </w:del>
-      <w:del w:id="463" w:author="PR Preview" w:date="2026-01-01T00:00:00Z">
+      <w:del w:id="469" w:author="PR Preview" w:date="2026-01-01T00:00:00Z">
         <w:r>
           <w:delText xml:space="preserve">For a triangle with sides 3, 4, and 5:</w:delText>
         </w:r>
@@ -8533,7 +8581,7 @@
       <w:pPr>
         <w:pStyle w:val="FirstParagraph"/>
       </w:pPr>
-      <w:ins w:id="464" w:author="PR Preview" w:date="2026-01-01T00:00:00Z">
+      <w:ins w:id="470" w:author="PR Preview" w:date="2026-01-01T00:00:00Z">
         <w:r>
           <w:rPr>
             <w:b/>
@@ -8542,12 +8590,12 @@
           <w:t xml:space="preserve">Example 13 (Pythagorean theorem example)</w:t>
         </w:r>
       </w:ins>
-      <w:ins w:id="465" w:author="PR Preview" w:date="2026-01-01T00:00:00Z">
+      <w:ins w:id="471" w:author="PR Preview" w:date="2026-01-01T00:00:00Z">
         <w:r>
           <w:t xml:space="preserve"> </w:t>
         </w:r>
       </w:ins>
-      <w:ins w:id="466" w:author="PR Preview" w:date="2026-01-01T00:00:00Z">
+      <w:ins w:id="472" w:author="PR Preview" w:date="2026-01-01T00:00:00Z">
         <w:r>
           <w:t xml:space="preserve">For a triangle with sides 3, 4, and 5:</w:t>
         </w:r>
@@ -8724,7 +8772,7 @@
       <w:pPr>
         <w:pStyle w:val="BodyText"/>
       </w:pPr>
-      <w:del w:id="467" w:author="PR Preview" w:date="2026-01-01T00:00:00Z">
+      <w:del w:id="473" w:author="PR Preview" w:date="2026-01-01T00:00:00Z">
         <w:r>
           <w:rPr>
             <w:b/>
@@ -8733,22 +8781,22 @@
           <w:delText xml:space="preserve">Example 13 (Euclid’s parallel postulate)</w:delText>
         </w:r>
       </w:del>
-      <w:del w:id="468" w:author="PR Preview" w:date="2026-01-01T00:00:00Z">
+      <w:del w:id="474" w:author="PR Preview" w:date="2026-01-01T00:00:00Z">
         <w:r>
           <w:delText xml:space="preserve"> </w:delText>
         </w:r>
       </w:del>
-      <w:del w:id="469" w:author="PR Preview" w:date="2026-01-01T00:00:00Z">
+      <w:del w:id="475" w:author="PR Preview" w:date="2026-01-01T00:00:00Z">
         <w:r>
           <w:delText xml:space="preserve">Through a point not on a line,</w:delText>
         </w:r>
       </w:del>
-      <w:del w:id="470" w:author="PR Preview" w:date="2026-01-01T00:00:00Z">
+      <w:del w:id="476" w:author="PR Preview" w:date="2026-01-01T00:00:00Z">
         <w:r>
           <w:delText xml:space="preserve"> </w:delText>
         </w:r>
       </w:del>
-      <w:del w:id="471" w:author="PR Preview" w:date="2026-01-01T00:00:00Z">
+      <w:del w:id="477" w:author="PR Preview" w:date="2026-01-01T00:00:00Z">
         <w:r>
           <w:delText xml:space="preserve">exactly one line can be drawn parallel to the given line.</w:delText>
         </w:r>
@@ -8758,7 +8806,7 @@
       <w:pPr>
         <w:pStyle w:val="BodyText"/>
       </w:pPr>
-      <w:ins w:id="472" w:author="PR Preview" w:date="2026-01-01T00:00:00Z">
+      <w:ins w:id="478" w:author="PR Preview" w:date="2026-01-01T00:00:00Z">
         <w:r>
           <w:rPr>
             <w:b/>
@@ -8767,22 +8815,22 @@
           <w:t xml:space="preserve">Example 14 (Euclid’s parallel postulate)</w:t>
         </w:r>
       </w:ins>
-      <w:ins w:id="473" w:author="PR Preview" w:date="2026-01-01T00:00:00Z">
+      <w:ins w:id="479" w:author="PR Preview" w:date="2026-01-01T00:00:00Z">
         <w:r>
           <w:t xml:space="preserve"> </w:t>
         </w:r>
       </w:ins>
-      <w:ins w:id="474" w:author="PR Preview" w:date="2026-01-01T00:00:00Z">
+      <w:ins w:id="480" w:author="PR Preview" w:date="2026-01-01T00:00:00Z">
         <w:r>
           <w:t xml:space="preserve">Through a point not on a line,</w:t>
         </w:r>
       </w:ins>
-      <w:ins w:id="475" w:author="PR Preview" w:date="2026-01-01T00:00:00Z">
+      <w:ins w:id="481" w:author="PR Preview" w:date="2026-01-01T00:00:00Z">
         <w:r>
           <w:t xml:space="preserve"> </w:t>
         </w:r>
       </w:ins>
-      <w:ins w:id="476" w:author="PR Preview" w:date="2026-01-01T00:00:00Z">
+      <w:ins w:id="482" w:author="PR Preview" w:date="2026-01-01T00:00:00Z">
         <w:r>
           <w:t xml:space="preserve">exactly one line can be drawn parallel to the given line.</w:t>
         </w:r>
@@ -10418,7 +10466,7 @@
       <w:pPr>
         <w:pStyle w:val="BodyText"/>
       </w:pPr>
-      <w:del w:id="477" w:author="PR Preview" w:date="2026-01-01T00:00:00Z">
+      <w:del w:id="483" w:author="PR Preview" w:date="2026-01-01T00:00:00Z">
         <w:r>
           <w:rPr>
             <w:b/>
@@ -10427,17 +10475,17 @@
           <w:delText xml:space="preserve">Example 14 (Deriving an equality from the side that simplifies)</w:delText>
         </w:r>
       </w:del>
-      <w:del w:id="478" w:author="PR Preview" w:date="2026-01-01T00:00:00Z">
+      <w:del w:id="484" w:author="PR Preview" w:date="2026-01-01T00:00:00Z">
         <w:r>
           <w:delText xml:space="preserve"> </w:delText>
         </w:r>
       </w:del>
-      <w:del w:id="479" w:author="PR Preview" w:date="2026-01-01T00:00:00Z">
+      <w:del w:id="485" w:author="PR Preview" w:date="2026-01-01T00:00:00Z">
         <w:r>
           <w:delText xml:space="preserve">Suppose an outcome</w:delText>
         </w:r>
       </w:del>
-      <w:del w:id="480" w:author="PR Preview" w:date="2026-01-01T00:00:00Z">
+      <w:del w:id="486" w:author="PR Preview" w:date="2026-01-01T00:00:00Z">
         <w:r>
           <w:delText xml:space="preserve"> </w:delText>
         </w:r>
@@ -10456,17 +10504,17 @@
           </m:sub>
         </m:sSub>
       </m:oMath>
-      <w:del w:id="481" w:author="PR Preview" w:date="2026-01-01T00:00:00Z">
+      <w:del w:id="487" w:author="PR Preview" w:date="2026-01-01T00:00:00Z">
         <w:r>
           <w:delText xml:space="preserve"> </w:delText>
         </w:r>
       </w:del>
-      <w:del w:id="482" w:author="PR Preview" w:date="2026-01-01T00:00:00Z">
+      <w:del w:id="488" w:author="PR Preview" w:date="2026-01-01T00:00:00Z">
         <w:r>
           <w:delText xml:space="preserve">has mean</w:delText>
         </w:r>
       </w:del>
-      <w:del w:id="483" w:author="PR Preview" w:date="2026-01-01T00:00:00Z">
+      <w:del w:id="489" w:author="PR Preview" w:date="2026-01-01T00:00:00Z">
         <w:r>
           <w:delText xml:space="preserve"> </w:delText>
         </w:r>
@@ -10485,17 +10533,17 @@
           </m:sub>
         </m:sSub>
       </m:oMath>
-      <w:del w:id="484" w:author="PR Preview" w:date="2026-01-01T00:00:00Z">
+      <w:del w:id="490" w:author="PR Preview" w:date="2026-01-01T00:00:00Z">
         <w:r>
           <w:delText xml:space="preserve"> </w:delText>
         </w:r>
       </w:del>
-      <w:del w:id="485" w:author="PR Preview" w:date="2026-01-01T00:00:00Z">
+      <w:del w:id="491" w:author="PR Preview" w:date="2026-01-01T00:00:00Z">
         <w:r>
           <w:delText xml:space="preserve">and deviation</w:delText>
         </w:r>
       </w:del>
-      <w:del w:id="486" w:author="PR Preview" w:date="2026-01-01T00:00:00Z">
+      <w:del w:id="492" w:author="PR Preview" w:date="2026-01-01T00:00:00Z">
         <w:r>
           <w:delText xml:space="preserve"> </w:delText>
         </w:r>
@@ -10557,22 +10605,22 @@
           </m:sub>
         </m:sSub>
       </m:oMath>
-      <w:del w:id="487" w:author="PR Preview" w:date="2026-01-01T00:00:00Z">
+      <w:del w:id="493" w:author="PR Preview" w:date="2026-01-01T00:00:00Z">
         <w:r>
           <w:delText xml:space="preserve">,</w:delText>
         </w:r>
       </w:del>
-      <w:del w:id="488" w:author="PR Preview" w:date="2026-01-01T00:00:00Z">
+      <w:del w:id="494" w:author="PR Preview" w:date="2026-01-01T00:00:00Z">
         <w:r>
           <w:delText xml:space="preserve"> </w:delText>
         </w:r>
       </w:del>
-      <w:del w:id="489" w:author="PR Preview" w:date="2026-01-01T00:00:00Z">
+      <w:del w:id="495" w:author="PR Preview" w:date="2026-01-01T00:00:00Z">
         <w:r>
           <w:delText xml:space="preserve">and a derivation needs</w:delText>
         </w:r>
       </w:del>
-      <w:del w:id="490" w:author="PR Preview" w:date="2026-01-01T00:00:00Z">
+      <w:del w:id="496" w:author="PR Preview" w:date="2026-01-01T00:00:00Z">
         <w:r>
           <w:delText xml:space="preserve"> </w:delText>
         </w:r>
@@ -10627,7 +10675,7 @@
           </m:sub>
         </m:sSub>
       </m:oMath>
-      <w:del w:id="491" w:author="PR Preview" w:date="2026-01-01T00:00:00Z">
+      <w:del w:id="497" w:author="PR Preview" w:date="2026-01-01T00:00:00Z">
         <w:r>
           <w:delText xml:space="preserve">.</w:delText>
         </w:r>
@@ -10637,7 +10685,7 @@
       <w:pPr>
         <w:pStyle w:val="BodyText"/>
       </w:pPr>
-      <w:ins w:id="492" w:author="PR Preview" w:date="2026-01-01T00:00:00Z">
+      <w:ins w:id="498" w:author="PR Preview" w:date="2026-01-01T00:00:00Z">
         <w:r>
           <w:rPr>
             <w:b/>
@@ -10646,17 +10694,17 @@
           <w:t xml:space="preserve">Example 15 (Deriving an equality from the side that simplifies)</w:t>
         </w:r>
       </w:ins>
-      <w:ins w:id="493" w:author="PR Preview" w:date="2026-01-01T00:00:00Z">
+      <w:ins w:id="499" w:author="PR Preview" w:date="2026-01-01T00:00:00Z">
         <w:r>
           <w:t xml:space="preserve"> </w:t>
         </w:r>
       </w:ins>
-      <w:ins w:id="494" w:author="PR Preview" w:date="2026-01-01T00:00:00Z">
+      <w:ins w:id="500" w:author="PR Preview" w:date="2026-01-01T00:00:00Z">
         <w:r>
           <w:t xml:space="preserve">Suppose an outcome</w:t>
         </w:r>
       </w:ins>
-      <w:ins w:id="495" w:author="PR Preview" w:date="2026-01-01T00:00:00Z">
+      <w:ins w:id="501" w:author="PR Preview" w:date="2026-01-01T00:00:00Z">
         <w:r>
           <w:t xml:space="preserve"> </w:t>
         </w:r>
@@ -10675,17 +10723,17 @@
           </m:sub>
         </m:sSub>
       </m:oMath>
-      <w:ins w:id="496" w:author="PR Preview" w:date="2026-01-01T00:00:00Z">
+      <w:ins w:id="502" w:author="PR Preview" w:date="2026-01-01T00:00:00Z">
         <w:r>
           <w:t xml:space="preserve"> </w:t>
         </w:r>
       </w:ins>
-      <w:ins w:id="497" w:author="PR Preview" w:date="2026-01-01T00:00:00Z">
+      <w:ins w:id="503" w:author="PR Preview" w:date="2026-01-01T00:00:00Z">
         <w:r>
           <w:t xml:space="preserve">has mean</w:t>
         </w:r>
       </w:ins>
-      <w:ins w:id="498" w:author="PR Preview" w:date="2026-01-01T00:00:00Z">
+      <w:ins w:id="504" w:author="PR Preview" w:date="2026-01-01T00:00:00Z">
         <w:r>
           <w:t xml:space="preserve"> </w:t>
         </w:r>
@@ -10704,17 +10752,17 @@
           </m:sub>
         </m:sSub>
       </m:oMath>
-      <w:ins w:id="499" w:author="PR Preview" w:date="2026-01-01T00:00:00Z">
+      <w:ins w:id="505" w:author="PR Preview" w:date="2026-01-01T00:00:00Z">
         <w:r>
           <w:t xml:space="preserve"> </w:t>
         </w:r>
       </w:ins>
-      <w:ins w:id="500" w:author="PR Preview" w:date="2026-01-01T00:00:00Z">
+      <w:ins w:id="506" w:author="PR Preview" w:date="2026-01-01T00:00:00Z">
         <w:r>
           <w:t xml:space="preserve">and deviation</w:t>
         </w:r>
       </w:ins>
-      <w:ins w:id="501" w:author="PR Preview" w:date="2026-01-01T00:00:00Z">
+      <w:ins w:id="507" w:author="PR Preview" w:date="2026-01-01T00:00:00Z">
         <w:r>
           <w:t xml:space="preserve"> </w:t>
         </w:r>
@@ -10776,22 +10824,22 @@
           </m:sub>
         </m:sSub>
       </m:oMath>
-      <w:ins w:id="502" w:author="PR Preview" w:date="2026-01-01T00:00:00Z">
+      <w:ins w:id="508" w:author="PR Preview" w:date="2026-01-01T00:00:00Z">
         <w:r>
           <w:t xml:space="preserve">,</w:t>
         </w:r>
       </w:ins>
-      <w:ins w:id="503" w:author="PR Preview" w:date="2026-01-01T00:00:00Z">
+      <w:ins w:id="509" w:author="PR Preview" w:date="2026-01-01T00:00:00Z">
         <w:r>
           <w:t xml:space="preserve"> </w:t>
         </w:r>
       </w:ins>
-      <w:ins w:id="504" w:author="PR Preview" w:date="2026-01-01T00:00:00Z">
+      <w:ins w:id="510" w:author="PR Preview" w:date="2026-01-01T00:00:00Z">
         <w:r>
           <w:t xml:space="preserve">and a derivation needs</w:t>
         </w:r>
       </w:ins>
-      <w:ins w:id="505" w:author="PR Preview" w:date="2026-01-01T00:00:00Z">
+      <w:ins w:id="511" w:author="PR Preview" w:date="2026-01-01T00:00:00Z">
         <w:r>
           <w:t xml:space="preserve"> </w:t>
         </w:r>
@@ -10846,7 +10894,7 @@
           </m:sub>
         </m:sSub>
       </m:oMath>
-      <w:ins w:id="506" w:author="PR Preview" w:date="2026-01-01T00:00:00Z">
+      <w:ins w:id="512" w:author="PR Preview" w:date="2026-01-01T00:00:00Z">
         <w:r>
           <w:t xml:space="preserve">.</w:t>
         </w:r>
@@ -11744,7 +11792,7 @@
       <w:pPr>
         <w:pStyle w:val="BodyText"/>
       </w:pPr>
-      <w:del w:id="507" w:author="PR Preview" w:date="2026-01-01T00:00:00Z">
+      <w:del w:id="513" w:author="PR Preview" w:date="2026-01-01T00:00:00Z">
         <w:r>
           <w:rPr>
             <w:b/>
@@ -11753,12 +11801,12 @@
           <w:delText xml:space="preserve">Example 15 (Splitting a theorem that states two results)</w:delText>
         </w:r>
       </w:del>
-      <w:del w:id="508" w:author="PR Preview" w:date="2026-01-01T00:00:00Z">
+      <w:del w:id="514" w:author="PR Preview" w:date="2026-01-01T00:00:00Z">
         <w:r>
           <w:delText xml:space="preserve"> </w:delText>
         </w:r>
       </w:del>
-      <w:del w:id="509" w:author="PR Preview" w:date="2026-01-01T00:00:00Z">
+      <w:del w:id="515" w:author="PR Preview" w:date="2026-01-01T00:00:00Z">
         <w:r>
           <w:delText xml:space="preserve"> </w:delText>
         </w:r>
@@ -11768,7 +11816,7 @@
       <w:pPr>
         <w:pStyle w:val="BodyText"/>
       </w:pPr>
-      <w:ins w:id="510" w:author="PR Preview" w:date="2026-01-01T00:00:00Z">
+      <w:ins w:id="516" w:author="PR Preview" w:date="2026-01-01T00:00:00Z">
         <w:r>
           <w:rPr>
             <w:b/>
@@ -11777,12 +11825,12 @@
           <w:t xml:space="preserve">Example 16 (Splitting a theorem that states two results)</w:t>
         </w:r>
       </w:ins>
-      <w:ins w:id="511" w:author="PR Preview" w:date="2026-01-01T00:00:00Z">
+      <w:ins w:id="517" w:author="PR Preview" w:date="2026-01-01T00:00:00Z">
         <w:r>
           <w:t xml:space="preserve"> </w:t>
         </w:r>
       </w:ins>
-      <w:ins w:id="512" w:author="PR Preview" w:date="2026-01-01T00:00:00Z">
+      <w:ins w:id="518" w:author="PR Preview" w:date="2026-01-01T00:00:00Z">
         <w:r>
           <w:t xml:space="preserve"> </w:t>
         </w:r>
